--- a/vlan-test-guide.docx
+++ b/vlan-test-guide.docx
@@ -8627,12 +8627,148 @@
           <w:sz w:val="36"/>
           <w:szCs w:val="36"/>
         </w:rPr>
-        <w:t xml:space="preserve">7 — Quick Adaptation Reference</w:t>
+        <w:t xml:space="preserve">8 — Get-PortGroupData.ps1</w:t>
       </w:r>
     </w:p>
     <w:p>
       <w:pPr>
         <w:spacing w:before="100" w:after="0"/>
+      </w:pPr>
+      <w:r>
+        <w:t xml:space="preserve"/>
+      </w:r>
+    </w:p>
+    <w:p>
+      <w:pPr>
+        <w:spacing w:before="0" w:after="160"/>
+        <w:jc w:val="left"/>
+      </w:pPr>
+      <w:r>
+        <w:t xml:space="preserve">Get-PortGroupData.ps1 is a PowerCLI script that connects to vCenter and NSX Manager, pulls all port groups and segments, and writes a portgroups.json file. This JSON is loaded into the VLAN Config Builder to pre-populate rows automatically — no manual typing of port group names needed.</w:t>
+      </w:r>
+    </w:p>
+    <w:p>
+      <w:pPr>
+        <w:pStyle w:val="Heading2"/>
+        <w:pBdr>
+          <w:bottom w:val="single" w:color="2E75B6" w:sz="4"/>
+        </w:pBdr>
+        <w:spacing w:before="280" w:after="120"/>
+      </w:pPr>
+      <w:r>
+        <w:rPr>
+          <w:rFonts w:ascii="Calibri" w:cs="Calibri" w:eastAsia="Calibri" w:hAnsi="Calibri"/>
+          <w:b/>
+          <w:bCs/>
+          <w:color w:val="1F4E79"/>
+          <w:sz w:val="28"/>
+          <w:szCs w:val="28"/>
+        </w:rPr>
+        <w:t xml:space="preserve">Credentials</w:t>
+      </w:r>
+    </w:p>
+    <w:p>
+      <w:pPr>
+        <w:spacing w:before="0" w:after="80"/>
+        <w:jc w:val="left"/>
+      </w:pPr>
+      <w:r>
+        <w:t xml:space="preserve">On first run the script prompts interactively for all connection details:</w:t>
+      </w:r>
+    </w:p>
+    <w:p>
+      <w:pPr>
+        <w:pStyle w:val="ListParagraph"/>
+        <w:numPr>
+          <w:ilvl w:val="0"/>
+          <w:numId w:val="3"/>
+        </w:numPr>
+        <w:spacing w:before="40" w:after="40"/>
+      </w:pPr>
+      <w:r>
+        <w:rPr>
+          <w:rFonts w:ascii="Calibri" w:cs="Calibri" w:eastAsia="Calibri" w:hAnsi="Calibri"/>
+          <w:sz w:val="22"/>
+          <w:szCs w:val="22"/>
+        </w:rPr>
+        <w:t xml:space="preserve">vCenter hostname or IP</w:t>
+      </w:r>
+    </w:p>
+    <w:p>
+      <w:pPr>
+        <w:pStyle w:val="ListParagraph"/>
+        <w:numPr>
+          <w:ilvl w:val="0"/>
+          <w:numId w:val="3"/>
+        </w:numPr>
+        <w:spacing w:before="40" w:after="40"/>
+      </w:pPr>
+      <w:r>
+        <w:rPr>
+          <w:rFonts w:ascii="Calibri" w:cs="Calibri" w:eastAsia="Calibri" w:hAnsi="Calibri"/>
+          <w:sz w:val="22"/>
+          <w:szCs w:val="22"/>
+        </w:rPr>
+        <w:t xml:space="preserve">vCenter username and password (via the standard PowerShell Get-Credential dialog)</w:t>
+      </w:r>
+    </w:p>
+    <w:p>
+      <w:pPr>
+        <w:pStyle w:val="ListParagraph"/>
+        <w:numPr>
+          <w:ilvl w:val="0"/>
+          <w:numId w:val="3"/>
+        </w:numPr>
+        <w:spacing w:before="40" w:after="40"/>
+      </w:pPr>
+      <w:r>
+        <w:rPr>
+          <w:rFonts w:ascii="Calibri" w:cs="Calibri" w:eastAsia="Calibri" w:hAnsi="Calibri"/>
+          <w:sz w:val="22"/>
+          <w:szCs w:val="22"/>
+        </w:rPr>
+        <w:t xml:space="preserve">NSX Manager hostname or IP (optional — leave blank to skip NSX)</w:t>
+      </w:r>
+    </w:p>
+    <w:p>
+      <w:pPr>
+        <w:pStyle w:val="ListParagraph"/>
+        <w:numPr>
+          <w:ilvl w:val="0"/>
+          <w:numId w:val="3"/>
+        </w:numPr>
+        <w:spacing w:before="40" w:after="40"/>
+      </w:pPr>
+      <w:r>
+        <w:rPr>
+          <w:rFonts w:ascii="Calibri" w:cs="Calibri" w:eastAsia="Calibri" w:hAnsi="Calibri"/>
+          <w:sz w:val="22"/>
+          <w:szCs w:val="22"/>
+        </w:rPr>
+        <w:t xml:space="preserve">NSX credentials (if NSX hostname was provided)</w:t>
+      </w:r>
+    </w:p>
+    <w:p>
+      <w:pPr>
+        <w:pStyle w:val="ListParagraph"/>
+        <w:numPr>
+          <w:ilvl w:val="0"/>
+          <w:numId w:val="3"/>
+        </w:numPr>
+        <w:spacing w:before="40" w:after="40"/>
+      </w:pPr>
+      <w:r>
+        <w:rPr>
+          <w:rFonts w:ascii="Calibri" w:cs="Calibri" w:eastAsia="Calibri" w:hAnsi="Calibri"/>
+          <w:sz w:val="22"/>
+          <w:szCs w:val="22"/>
+        </w:rPr>
+        <w:t xml:space="preserve">Whether to save credentials for future runs</w:t>
+      </w:r>
+    </w:p>
+    <w:p>
+      <w:pPr>
+        <w:spacing w:before="80" w:after="0"/>
       </w:pPr>
       <w:r>
         <w:t xml:space="preserve"/>
@@ -8644,7 +8780,18 @@
         <w:jc w:val="left"/>
       </w:pPr>
       <w:r>
-        <w:t xml:space="preserve">Minimal changes needed to adapt the script to a new environment:</w:t>
+        <w:t xml:space="preserve">When saved, credentials are stored in </w:t>
+      </w:r>
+      <w:r>
+        <w:rPr>
+          <w:rFonts w:ascii="Courier New" w:cs="Courier New" w:eastAsia="Courier New" w:hAnsi="Courier New"/>
+          <w:sz w:val="22"/>
+          <w:szCs w:val="22"/>
+        </w:rPr>
+        <w:t xml:space="preserve">credentials.xml</w:t>
+      </w:r>
+      <w:r>
+        <w:t xml:space="preserve"> next to the script using Windows DPAPI encryption. The file is tied to your Windows user account and machine — it cannot be decrypted by another user or on another machine.</w:t>
       </w:r>
     </w:p>
     <w:tbl>
@@ -8668,12 +8815,12 @@
           <w:tcPr>
             <w:tcW w:type="dxa" w:w="1200"/>
             <w:tcBorders>
-              <w:top w:val="single" w:color="E2EFDA" w:sz="4"/>
-              <w:left w:val="single" w:color="E2EFDA" w:sz="4"/>
-              <w:bottom w:val="single" w:color="E2EFDA" w:sz="4"/>
-              <w:right w:val="single" w:color="E2EFDA" w:sz="4"/>
-            </w:tcBorders>
-            <w:shd w:fill="E2EFDA" w:val="clear"/>
+              <w:top w:val="single" w:color="FFF2CC" w:sz="4"/>
+              <w:left w:val="single" w:color="FFF2CC" w:sz="4"/>
+              <w:bottom w:val="single" w:color="FFF2CC" w:sz="4"/>
+              <w:right w:val="single" w:color="FFF2CC" w:sz="4"/>
+            </w:tcBorders>
+            <w:shd w:fill="FFF2CC" w:val="clear"/>
             <w:tcMar>
               <w:top w:type="dxa" w:w="80"/>
               <w:left w:type="dxa" w:w="140"/>
@@ -8690,9 +8837,9 @@
               <w:rPr>
                 <w:b/>
                 <w:bCs/>
-                <w:color w:val="375623"/>
-              </w:rPr>
-              <w:t xml:space="preserve">1</w:t>
+                <w:color w:val="7F6000"/>
+              </w:rPr>
+              <w:t xml:space="preserve">ℹ  Note</w:t>
             </w:r>
           </w:p>
         </w:tc>
@@ -8700,26 +8847,26 @@
           <w:tcPr>
             <w:tcW w:type="dxa" w:w="8160"/>
             <w:tcBorders>
-              <w:top w:val="single" w:color="E2EFDA" w:sz="4"/>
-              <w:left w:val="single" w:color="E2EFDA" w:sz="4"/>
-              <w:bottom w:val="single" w:color="E2EFDA" w:sz="4"/>
-              <w:right w:val="single" w:color="E2EFDA" w:sz="4"/>
-            </w:tcBorders>
-            <w:shd w:fill="E2EFDA" w:val="clear"/>
-            <w:tcMar>
-              <w:top w:type="dxa" w:w="80"/>
-              <w:left w:type="dxa" w:w="140"/>
-              <w:bottom w:type="dxa" w:w="80"/>
-              <w:right w:type="dxa" w:w="140"/>
-            </w:tcMar>
-          </w:tcPr>
-          <w:p>
-            <w:pPr>
-              <w:spacing w:before="0" w:after="120"/>
-              <w:jc w:val="left"/>
-            </w:pPr>
-            <w:r>
-              <w:t xml:space="preserve">Set GOVC_URL, GOVC_USERNAME, GOVC_PASSWORD to match your vCenter.</w:t>
+              <w:top w:val="single" w:color="FFF2CC" w:sz="4"/>
+              <w:left w:val="single" w:color="FFF2CC" w:sz="4"/>
+              <w:bottom w:val="single" w:color="FFF2CC" w:sz="4"/>
+              <w:right w:val="single" w:color="FFF2CC" w:sz="4"/>
+            </w:tcBorders>
+            <w:shd w:fill="FFF2CC" w:val="clear"/>
+            <w:tcMar>
+              <w:top w:type="dxa" w:w="80"/>
+              <w:left w:type="dxa" w:w="140"/>
+              <w:bottom w:type="dxa" w:w="80"/>
+              <w:right w:type="dxa" w:w="140"/>
+            </w:tcMar>
+          </w:tcPr>
+          <w:p>
+            <w:pPr>
+              <w:spacing w:before="0" w:after="120"/>
+              <w:jc w:val="left"/>
+            </w:pPr>
+            <w:r>
+              <w:t xml:space="preserve">To clear saved credentials and be prompted again, run the script with the -Reset flag: .Get-PortGroupData.ps1 -Reset</w:t>
             </w:r>
           </w:p>
         </w:tc>
@@ -8727,10 +8874,863 @@
     </w:tbl>
     <w:p>
       <w:pPr>
-        <w:spacing w:before="60" w:after="0"/>
+        <w:spacing w:before="160" w:after="0"/>
       </w:pPr>
       <w:r>
         <w:t xml:space="preserve"/>
+      </w:r>
+    </w:p>
+    <w:p>
+      <w:pPr>
+        <w:pStyle w:val="Heading2"/>
+        <w:pBdr>
+          <w:bottom w:val="single" w:color="2E75B6" w:sz="4"/>
+        </w:pBdr>
+        <w:spacing w:before="280" w:after="120"/>
+      </w:pPr>
+      <w:r>
+        <w:rPr>
+          <w:rFonts w:ascii="Calibri" w:cs="Calibri" w:eastAsia="Calibri" w:hAnsi="Calibri"/>
+          <w:b/>
+          <w:bCs/>
+          <w:color w:val="1F4E79"/>
+          <w:sz w:val="28"/>
+          <w:szCs w:val="28"/>
+        </w:rPr>
+        <w:t xml:space="preserve">What it pulls</w:t>
+      </w:r>
+    </w:p>
+    <w:tbl>
+      <w:tblPr>
+        <w:tblW w:type="dxa" w:w="9360"/>
+        <w:tblBorders>
+          <w:top w:val="single" w:color="auto" w:sz="4"/>
+          <w:left w:val="single" w:color="auto" w:sz="4"/>
+          <w:bottom w:val="single" w:color="auto" w:sz="4"/>
+          <w:right w:val="single" w:color="auto" w:sz="4"/>
+          <w:insideH w:val="single" w:color="auto" w:sz="4"/>
+          <w:insideV w:val="single" w:color="auto" w:sz="4"/>
+        </w:tblBorders>
+      </w:tblPr>
+      <w:tblGrid>
+        <w:gridCol w:w="1600"/>
+        <w:gridCol w:w="1800"/>
+        <w:gridCol w:w="5960"/>
+      </w:tblGrid>
+      <w:tr>
+        <w:trPr>
+          <w:tblHeader/>
+        </w:trPr>
+        <w:tc>
+          <w:tcPr>
+            <w:tcW w:type="dxa" w:w="1600"/>
+            <w:tcBorders>
+              <w:top w:val="single" w:color="D6DCE4" w:sz="4"/>
+              <w:left w:val="single" w:color="D6DCE4" w:sz="4"/>
+              <w:bottom w:val="single" w:color="D6DCE4" w:sz="4"/>
+              <w:right w:val="single" w:color="D6DCE4" w:sz="4"/>
+            </w:tcBorders>
+            <w:shd w:fill="1F4E79" w:val="clear"/>
+            <w:tcMar>
+              <w:top w:type="dxa" w:w="80"/>
+              <w:left w:type="dxa" w:w="140"/>
+              <w:bottom w:type="dxa" w:w="80"/>
+              <w:right w:type="dxa" w:w="140"/>
+            </w:tcMar>
+          </w:tcPr>
+          <w:p>
+            <w:pPr>
+              <w:spacing w:before="0" w:after="120"/>
+              <w:jc w:val="left"/>
+            </w:pPr>
+            <w:r>
+              <w:rPr>
+                <w:b/>
+                <w:bCs/>
+                <w:color w:val="FFFFFF"/>
+              </w:rPr>
+              <w:t xml:space="preserve">Source</w:t>
+            </w:r>
+          </w:p>
+        </w:tc>
+        <w:tc>
+          <w:tcPr>
+            <w:tcW w:type="dxa" w:w="1800"/>
+            <w:tcBorders>
+              <w:top w:val="single" w:color="D6DCE4" w:sz="4"/>
+              <w:left w:val="single" w:color="D6DCE4" w:sz="4"/>
+              <w:bottom w:val="single" w:color="D6DCE4" w:sz="4"/>
+              <w:right w:val="single" w:color="D6DCE4" w:sz="4"/>
+            </w:tcBorders>
+            <w:shd w:fill="1F4E79" w:val="clear"/>
+            <w:tcMar>
+              <w:top w:type="dxa" w:w="80"/>
+              <w:left w:type="dxa" w:w="140"/>
+              <w:bottom w:type="dxa" w:w="80"/>
+              <w:right w:type="dxa" w:w="140"/>
+            </w:tcMar>
+          </w:tcPr>
+          <w:p>
+            <w:pPr>
+              <w:spacing w:before="0" w:after="120"/>
+              <w:jc w:val="left"/>
+            </w:pPr>
+            <w:r>
+              <w:rPr>
+                <w:b/>
+                <w:bCs/>
+                <w:color w:val="FFFFFF"/>
+              </w:rPr>
+              <w:t xml:space="preserve">Type</w:t>
+            </w:r>
+          </w:p>
+        </w:tc>
+        <w:tc>
+          <w:tcPr>
+            <w:tcW w:type="dxa" w:w="5960"/>
+            <w:tcBorders>
+              <w:top w:val="single" w:color="D6DCE4" w:sz="4"/>
+              <w:left w:val="single" w:color="D6DCE4" w:sz="4"/>
+              <w:bottom w:val="single" w:color="D6DCE4" w:sz="4"/>
+              <w:right w:val="single" w:color="D6DCE4" w:sz="4"/>
+            </w:tcBorders>
+            <w:shd w:fill="1F4E79" w:val="clear"/>
+            <w:tcMar>
+              <w:top w:type="dxa" w:w="80"/>
+              <w:left w:type="dxa" w:w="140"/>
+              <w:bottom w:type="dxa" w:w="80"/>
+              <w:right w:type="dxa" w:w="140"/>
+            </w:tcMar>
+          </w:tcPr>
+          <w:p>
+            <w:pPr>
+              <w:spacing w:before="0" w:after="120"/>
+              <w:jc w:val="left"/>
+            </w:pPr>
+            <w:r>
+              <w:rPr>
+                <w:b/>
+                <w:bCs/>
+                <w:color w:val="FFFFFF"/>
+              </w:rPr>
+              <w:t xml:space="preserve">Details</w:t>
+            </w:r>
+          </w:p>
+        </w:tc>
+      </w:tr>
+      <w:tr>
+        <w:tc>
+          <w:tcPr>
+            <w:tcW w:type="dxa" w:w="1600"/>
+            <w:tcBorders>
+              <w:top w:val="single" w:color="D6DCE4" w:sz="4"/>
+              <w:left w:val="single" w:color="D6DCE4" w:sz="4"/>
+              <w:bottom w:val="single" w:color="D6DCE4" w:sz="4"/>
+              <w:right w:val="single" w:color="D6DCE4" w:sz="4"/>
+            </w:tcBorders>
+            <w:shd w:fill="F2F5F9" w:val="clear"/>
+            <w:tcMar>
+              <w:top w:type="dxa" w:w="80"/>
+              <w:left w:type="dxa" w:w="140"/>
+              <w:bottom w:type="dxa" w:w="80"/>
+              <w:right w:type="dxa" w:w="140"/>
+            </w:tcMar>
+          </w:tcPr>
+          <w:p>
+            <w:pPr>
+              <w:spacing w:before="0" w:after="120"/>
+              <w:jc w:val="left"/>
+            </w:pPr>
+            <w:r>
+              <w:t xml:space="preserve">vSphere</w:t>
+            </w:r>
+          </w:p>
+        </w:tc>
+        <w:tc>
+          <w:tcPr>
+            <w:tcW w:type="dxa" w:w="1800"/>
+            <w:tcBorders>
+              <w:top w:val="single" w:color="D6DCE4" w:sz="4"/>
+              <w:left w:val="single" w:color="D6DCE4" w:sz="4"/>
+              <w:bottom w:val="single" w:color="D6DCE4" w:sz="4"/>
+              <w:right w:val="single" w:color="D6DCE4" w:sz="4"/>
+            </w:tcBorders>
+            <w:tcMar>
+              <w:top w:type="dxa" w:w="80"/>
+              <w:left w:type="dxa" w:w="140"/>
+              <w:bottom w:type="dxa" w:w="80"/>
+              <w:right w:type="dxa" w:w="140"/>
+            </w:tcMar>
+          </w:tcPr>
+          <w:p>
+            <w:pPr>
+              <w:spacing w:before="0" w:after="120"/>
+              <w:jc w:val="left"/>
+            </w:pPr>
+            <w:r>
+              <w:t xml:space="preserve">VDS port groups</w:t>
+            </w:r>
+          </w:p>
+        </w:tc>
+        <w:tc>
+          <w:tcPr>
+            <w:tcW w:type="dxa" w:w="5960"/>
+            <w:tcBorders>
+              <w:top w:val="single" w:color="D6DCE4" w:sz="4"/>
+              <w:left w:val="single" w:color="D6DCE4" w:sz="4"/>
+              <w:bottom w:val="single" w:color="D6DCE4" w:sz="4"/>
+              <w:right w:val="single" w:color="D6DCE4" w:sz="4"/>
+            </w:tcBorders>
+            <w:tcMar>
+              <w:top w:type="dxa" w:w="80"/>
+              <w:left w:type="dxa" w:w="140"/>
+              <w:bottom w:type="dxa" w:w="80"/>
+              <w:right w:type="dxa" w:w="140"/>
+            </w:tcMar>
+          </w:tcPr>
+          <w:p>
+            <w:pPr>
+              <w:spacing w:before="0" w:after="120"/>
+              <w:jc w:val="left"/>
+            </w:pPr>
+            <w:r>
+              <w:t xml:space="preserve">All non-uplink distributed port groups. Captures VLAN ID, port group name, notes, and vSwitch name.</w:t>
+            </w:r>
+          </w:p>
+        </w:tc>
+      </w:tr>
+      <w:tr>
+        <w:tc>
+          <w:tcPr>
+            <w:tcW w:type="dxa" w:w="1600"/>
+            <w:tcBorders>
+              <w:top w:val="single" w:color="D6DCE4" w:sz="4"/>
+              <w:left w:val="single" w:color="D6DCE4" w:sz="4"/>
+              <w:bottom w:val="single" w:color="D6DCE4" w:sz="4"/>
+              <w:right w:val="single" w:color="D6DCE4" w:sz="4"/>
+            </w:tcBorders>
+            <w:shd w:fill="F2F5F9" w:val="clear"/>
+            <w:tcMar>
+              <w:top w:type="dxa" w:w="80"/>
+              <w:left w:type="dxa" w:w="140"/>
+              <w:bottom w:type="dxa" w:w="80"/>
+              <w:right w:type="dxa" w:w="140"/>
+            </w:tcMar>
+          </w:tcPr>
+          <w:p>
+            <w:pPr>
+              <w:spacing w:before="0" w:after="120"/>
+              <w:jc w:val="left"/>
+            </w:pPr>
+            <w:r>
+              <w:t xml:space="preserve">vSphere</w:t>
+            </w:r>
+          </w:p>
+        </w:tc>
+        <w:tc>
+          <w:tcPr>
+            <w:tcW w:type="dxa" w:w="1800"/>
+            <w:tcBorders>
+              <w:top w:val="single" w:color="D6DCE4" w:sz="4"/>
+              <w:left w:val="single" w:color="D6DCE4" w:sz="4"/>
+              <w:bottom w:val="single" w:color="D6DCE4" w:sz="4"/>
+              <w:right w:val="single" w:color="D6DCE4" w:sz="4"/>
+            </w:tcBorders>
+            <w:tcMar>
+              <w:top w:type="dxa" w:w="80"/>
+              <w:left w:type="dxa" w:w="140"/>
+              <w:bottom w:type="dxa" w:w="80"/>
+              <w:right w:type="dxa" w:w="140"/>
+            </w:tcMar>
+          </w:tcPr>
+          <w:p>
+            <w:pPr>
+              <w:spacing w:before="0" w:after="120"/>
+              <w:jc w:val="left"/>
+            </w:pPr>
+            <w:r>
+              <w:t xml:space="preserve">VSS port groups</w:t>
+            </w:r>
+          </w:p>
+        </w:tc>
+        <w:tc>
+          <w:tcPr>
+            <w:tcW w:type="dxa" w:w="5960"/>
+            <w:tcBorders>
+              <w:top w:val="single" w:color="D6DCE4" w:sz="4"/>
+              <w:left w:val="single" w:color="D6DCE4" w:sz="4"/>
+              <w:bottom w:val="single" w:color="D6DCE4" w:sz="4"/>
+              <w:right w:val="single" w:color="D6DCE4" w:sz="4"/>
+            </w:tcBorders>
+            <w:tcMar>
+              <w:top w:type="dxa" w:w="80"/>
+              <w:left w:type="dxa" w:w="140"/>
+              <w:bottom w:type="dxa" w:w="80"/>
+              <w:right w:type="dxa" w:w="140"/>
+            </w:tcMar>
+          </w:tcPr>
+          <w:p>
+            <w:pPr>
+              <w:spacing w:before="0" w:after="120"/>
+              <w:jc w:val="left"/>
+            </w:pPr>
+            <w:r>
+              <w:t xml:space="preserve">Standard port groups filtered to exclude management, vMotion, vSAN, and replication groups.</w:t>
+            </w:r>
+          </w:p>
+        </w:tc>
+      </w:tr>
+      <w:tr>
+        <w:tc>
+          <w:tcPr>
+            <w:tcW w:type="dxa" w:w="1600"/>
+            <w:tcBorders>
+              <w:top w:val="single" w:color="D6DCE4" w:sz="4"/>
+              <w:left w:val="single" w:color="D6DCE4" w:sz="4"/>
+              <w:bottom w:val="single" w:color="D6DCE4" w:sz="4"/>
+              <w:right w:val="single" w:color="D6DCE4" w:sz="4"/>
+            </w:tcBorders>
+            <w:shd w:fill="F2F5F9" w:val="clear"/>
+            <w:tcMar>
+              <w:top w:type="dxa" w:w="80"/>
+              <w:left w:type="dxa" w:w="140"/>
+              <w:bottom w:type="dxa" w:w="80"/>
+              <w:right w:type="dxa" w:w="140"/>
+            </w:tcMar>
+          </w:tcPr>
+          <w:p>
+            <w:pPr>
+              <w:spacing w:before="0" w:after="120"/>
+              <w:jc w:val="left"/>
+            </w:pPr>
+            <w:r>
+              <w:t xml:space="preserve">NSX</w:t>
+            </w:r>
+          </w:p>
+        </w:tc>
+        <w:tc>
+          <w:tcPr>
+            <w:tcW w:type="dxa" w:w="1800"/>
+            <w:tcBorders>
+              <w:top w:val="single" w:color="D6DCE4" w:sz="4"/>
+              <w:left w:val="single" w:color="D6DCE4" w:sz="4"/>
+              <w:bottom w:val="single" w:color="D6DCE4" w:sz="4"/>
+              <w:right w:val="single" w:color="D6DCE4" w:sz="4"/>
+            </w:tcBorders>
+            <w:tcMar>
+              <w:top w:type="dxa" w:w="80"/>
+              <w:left w:type="dxa" w:w="140"/>
+              <w:bottom w:type="dxa" w:w="80"/>
+              <w:right w:type="dxa" w:w="140"/>
+            </w:tcMar>
+          </w:tcPr>
+          <w:p>
+            <w:pPr>
+              <w:spacing w:before="0" w:after="120"/>
+              <w:jc w:val="left"/>
+            </w:pPr>
+            <w:r>
+              <w:t xml:space="preserve">Segments</w:t>
+            </w:r>
+          </w:p>
+        </w:tc>
+        <w:tc>
+          <w:tcPr>
+            <w:tcW w:type="dxa" w:w="5960"/>
+            <w:tcBorders>
+              <w:top w:val="single" w:color="D6DCE4" w:sz="4"/>
+              <w:left w:val="single" w:color="D6DCE4" w:sz="4"/>
+              <w:bottom w:val="single" w:color="D6DCE4" w:sz="4"/>
+              <w:right w:val="single" w:color="D6DCE4" w:sz="4"/>
+            </w:tcBorders>
+            <w:tcMar>
+              <w:top w:type="dxa" w:w="80"/>
+              <w:left w:type="dxa" w:w="140"/>
+              <w:bottom w:type="dxa" w:w="80"/>
+              <w:right w:type="dxa" w:w="140"/>
+            </w:tcMar>
+          </w:tcPr>
+          <w:p>
+            <w:pPr>
+              <w:spacing w:before="0" w:after="120"/>
+              <w:jc w:val="left"/>
+            </w:pPr>
+            <w:r>
+              <w:t xml:space="preserve">All NSX segments via the Policy API. Captures name, VLAN ID, subnet, gateway address, and description.</w:t>
+            </w:r>
+          </w:p>
+        </w:tc>
+      </w:tr>
+    </w:tbl>
+    <w:p>
+      <w:pPr>
+        <w:spacing w:before="160" w:after="0"/>
+      </w:pPr>
+      <w:r>
+        <w:t xml:space="preserve"/>
+      </w:r>
+    </w:p>
+    <w:p>
+      <w:pPr>
+        <w:pStyle w:val="Heading2"/>
+        <w:pBdr>
+          <w:bottom w:val="single" w:color="2E75B6" w:sz="4"/>
+        </w:pBdr>
+        <w:spacing w:before="280" w:after="120"/>
+      </w:pPr>
+      <w:r>
+        <w:rPr>
+          <w:rFonts w:ascii="Calibri" w:cs="Calibri" w:eastAsia="Calibri" w:hAnsi="Calibri"/>
+          <w:b/>
+          <w:bCs/>
+          <w:color w:val="1F4E79"/>
+          <w:sz w:val="28"/>
+          <w:szCs w:val="28"/>
+        </w:rPr>
+        <w:t xml:space="preserve">Output</w:t>
+      </w:r>
+    </w:p>
+    <w:p>
+      <w:pPr>
+        <w:spacing w:before="0" w:after="80"/>
+        <w:jc w:val="left"/>
+      </w:pPr>
+      <w:r>
+        <w:t xml:space="preserve">The script writes </w:t>
+      </w:r>
+      <w:r>
+        <w:rPr>
+          <w:rFonts w:ascii="Courier New" w:cs="Courier New" w:eastAsia="Courier New" w:hAnsi="Courier New"/>
+          <w:sz w:val="22"/>
+          <w:szCs w:val="22"/>
+        </w:rPr>
+        <w:t xml:space="preserve">portgroups.json</w:t>
+      </w:r>
+      <w:r>
+        <w:t xml:space="preserve"> next to itself. Each entry contains:</w:t>
+      </w:r>
+    </w:p>
+    <w:tbl>
+      <w:tblPr>
+        <w:tblW w:type="dxa" w:w="9360"/>
+        <w:tblBorders>
+          <w:top w:val="single" w:color="auto" w:sz="4"/>
+          <w:left w:val="single" w:color="auto" w:sz="4"/>
+          <w:bottom w:val="single" w:color="auto" w:sz="4"/>
+          <w:right w:val="single" w:color="auto" w:sz="4"/>
+          <w:insideH w:val="single" w:color="auto" w:sz="4"/>
+          <w:insideV w:val="single" w:color="auto" w:sz="4"/>
+        </w:tblBorders>
+        <w:tblCellMar>
+          <w:top w:type="dxa" w:w="0"/>
+          <w:left w:type="dxa" w:w="0"/>
+          <w:bottom w:type="dxa" w:w="0"/>
+          <w:right w:type="dxa" w:w="0"/>
+        </w:tblCellMar>
+      </w:tblPr>
+      <w:tblGrid>
+        <w:gridCol w:w="9360"/>
+      </w:tblGrid>
+      <w:tr>
+        <w:tc>
+          <w:tcPr>
+            <w:tcW w:type="dxa" w:w="9360"/>
+            <w:tcBorders>
+              <w:top w:val="none" w:color="FFFFFF" w:sz="0"/>
+              <w:left w:val="none" w:color="FFFFFF" w:sz="0"/>
+              <w:bottom w:val="none" w:color="FFFFFF" w:sz="0"/>
+              <w:right w:val="none" w:color="FFFFFF" w:sz="0"/>
+            </w:tcBorders>
+            <w:shd w:fill="1E1E2E" w:val="clear"/>
+            <w:tcMar>
+              <w:top w:type="dxa" w:w="80"/>
+              <w:left w:type="dxa" w:w="140"/>
+              <w:bottom w:type="dxa" w:w="80"/>
+              <w:right w:type="dxa" w:w="140"/>
+            </w:tcMar>
+          </w:tcPr>
+          <w:p>
+            <w:pPr>
+              <w:spacing w:before="20" w:after="20"/>
+              <w:jc w:val="left"/>
+            </w:pPr>
+            <w:r>
+              <w:rPr>
+                <w:rFonts w:ascii="Courier New" w:cs="Courier New" w:eastAsia="Courier New" w:hAnsi="Courier New"/>
+                <w:color w:val="CDD6F4"/>
+                <w:sz w:val="18"/>
+                <w:szCs w:val="18"/>
+              </w:rPr>
+              <w:t xml:space="preserve">{</w:t>
+            </w:r>
+          </w:p>
+        </w:tc>
+      </w:tr>
+      <w:tr>
+        <w:tc>
+          <w:tcPr>
+            <w:tcW w:type="dxa" w:w="9360"/>
+            <w:tcBorders>
+              <w:top w:val="none" w:color="FFFFFF" w:sz="0"/>
+              <w:left w:val="none" w:color="FFFFFF" w:sz="0"/>
+              <w:bottom w:val="none" w:color="FFFFFF" w:sz="0"/>
+              <w:right w:val="none" w:color="FFFFFF" w:sz="0"/>
+            </w:tcBorders>
+            <w:shd w:fill="1E1E2E" w:val="clear"/>
+            <w:tcMar>
+              <w:top w:type="dxa" w:w="80"/>
+              <w:left w:type="dxa" w:w="140"/>
+              <w:bottom w:type="dxa" w:w="80"/>
+              <w:right w:type="dxa" w:w="140"/>
+            </w:tcMar>
+          </w:tcPr>
+          <w:p>
+            <w:pPr>
+              <w:spacing w:before="20" w:after="20"/>
+              <w:jc w:val="left"/>
+            </w:pPr>
+            <w:r>
+              <w:rPr>
+                <w:rFonts w:ascii="Courier New" w:cs="Courier New" w:eastAsia="Courier New" w:hAnsi="Courier New"/>
+                <w:color w:val="CDD6F4"/>
+                <w:sz w:val="18"/>
+                <w:szCs w:val="18"/>
+              </w:rPr>
+              <w:t xml:space="preserve">  "source":      "NSX",</w:t>
+            </w:r>
+          </w:p>
+        </w:tc>
+      </w:tr>
+      <w:tr>
+        <w:tc>
+          <w:tcPr>
+            <w:tcW w:type="dxa" w:w="9360"/>
+            <w:tcBorders>
+              <w:top w:val="none" w:color="FFFFFF" w:sz="0"/>
+              <w:left w:val="none" w:color="FFFFFF" w:sz="0"/>
+              <w:bottom w:val="none" w:color="FFFFFF" w:sz="0"/>
+              <w:right w:val="none" w:color="FFFFFF" w:sz="0"/>
+            </w:tcBorders>
+            <w:shd w:fill="1E1E2E" w:val="clear"/>
+            <w:tcMar>
+              <w:top w:type="dxa" w:w="80"/>
+              <w:left w:type="dxa" w:w="140"/>
+              <w:bottom w:type="dxa" w:w="80"/>
+              <w:right w:type="dxa" w:w="140"/>
+            </w:tcMar>
+          </w:tcPr>
+          <w:p>
+            <w:pPr>
+              <w:spacing w:before="20" w:after="20"/>
+              <w:jc w:val="left"/>
+            </w:pPr>
+            <w:r>
+              <w:rPr>
+                <w:rFonts w:ascii="Courier New" w:cs="Courier New" w:eastAsia="Courier New" w:hAnsi="Courier New"/>
+                <w:color w:val="CDD6F4"/>
+                <w:sz w:val="18"/>
+                <w:szCs w:val="18"/>
+              </w:rPr>
+              <w:t xml:space="preserve">  "name":        "HolleBolleTestSeg1",</w:t>
+            </w:r>
+          </w:p>
+        </w:tc>
+      </w:tr>
+      <w:tr>
+        <w:tc>
+          <w:tcPr>
+            <w:tcW w:type="dxa" w:w="9360"/>
+            <w:tcBorders>
+              <w:top w:val="none" w:color="FFFFFF" w:sz="0"/>
+              <w:left w:val="none" w:color="FFFFFF" w:sz="0"/>
+              <w:bottom w:val="none" w:color="FFFFFF" w:sz="0"/>
+              <w:right w:val="none" w:color="FFFFFF" w:sz="0"/>
+            </w:tcBorders>
+            <w:shd w:fill="1E1E2E" w:val="clear"/>
+            <w:tcMar>
+              <w:top w:type="dxa" w:w="80"/>
+              <w:left w:type="dxa" w:w="140"/>
+              <w:bottom w:type="dxa" w:w="80"/>
+              <w:right w:type="dxa" w:w="140"/>
+            </w:tcMar>
+          </w:tcPr>
+          <w:p>
+            <w:pPr>
+              <w:spacing w:before="20" w:after="20"/>
+              <w:jc w:val="left"/>
+            </w:pPr>
+            <w:r>
+              <w:rPr>
+                <w:rFonts w:ascii="Courier New" w:cs="Courier New" w:eastAsia="Courier New" w:hAnsi="Courier New"/>
+                <w:color w:val="CDD6F4"/>
+                <w:sz w:val="18"/>
+                <w:szCs w:val="18"/>
+              </w:rPr>
+              <w:t xml:space="preserve">  "vlanId":      "2010",</w:t>
+            </w:r>
+          </w:p>
+        </w:tc>
+      </w:tr>
+      <w:tr>
+        <w:tc>
+          <w:tcPr>
+            <w:tcW w:type="dxa" w:w="9360"/>
+            <w:tcBorders>
+              <w:top w:val="none" w:color="FFFFFF" w:sz="0"/>
+              <w:left w:val="none" w:color="FFFFFF" w:sz="0"/>
+              <w:bottom w:val="none" w:color="FFFFFF" w:sz="0"/>
+              <w:right w:val="none" w:color="FFFFFF" w:sz="0"/>
+            </w:tcBorders>
+            <w:shd w:fill="1E1E2E" w:val="clear"/>
+            <w:tcMar>
+              <w:top w:type="dxa" w:w="80"/>
+              <w:left w:type="dxa" w:w="140"/>
+              <w:bottom w:type="dxa" w:w="80"/>
+              <w:right w:type="dxa" w:w="140"/>
+            </w:tcMar>
+          </w:tcPr>
+          <w:p>
+            <w:pPr>
+              <w:spacing w:before="20" w:after="20"/>
+              <w:jc w:val="left"/>
+            </w:pPr>
+            <w:r>
+              <w:rPr>
+                <w:rFonts w:ascii="Courier New" w:cs="Courier New" w:eastAsia="Courier New" w:hAnsi="Courier New"/>
+                <w:color w:val="CDD6F4"/>
+                <w:sz w:val="18"/>
+                <w:szCs w:val="18"/>
+              </w:rPr>
+              <w:t xml:space="preserve">  "subnet":      "192.168.10.0/24",</w:t>
+            </w:r>
+          </w:p>
+        </w:tc>
+      </w:tr>
+      <w:tr>
+        <w:tc>
+          <w:tcPr>
+            <w:tcW w:type="dxa" w:w="9360"/>
+            <w:tcBorders>
+              <w:top w:val="none" w:color="FFFFFF" w:sz="0"/>
+              <w:left w:val="none" w:color="FFFFFF" w:sz="0"/>
+              <w:bottom w:val="none" w:color="FFFFFF" w:sz="0"/>
+              <w:right w:val="none" w:color="FFFFFF" w:sz="0"/>
+            </w:tcBorders>
+            <w:shd w:fill="1E1E2E" w:val="clear"/>
+            <w:tcMar>
+              <w:top w:type="dxa" w:w="80"/>
+              <w:left w:type="dxa" w:w="140"/>
+              <w:bottom w:type="dxa" w:w="80"/>
+              <w:right w:type="dxa" w:w="140"/>
+            </w:tcMar>
+          </w:tcPr>
+          <w:p>
+            <w:pPr>
+              <w:spacing w:before="20" w:after="20"/>
+              <w:jc w:val="left"/>
+            </w:pPr>
+            <w:r>
+              <w:rPr>
+                <w:rFonts w:ascii="Courier New" w:cs="Courier New" w:eastAsia="Courier New" w:hAnsi="Courier New"/>
+                <w:color w:val="CDD6F4"/>
+                <w:sz w:val="18"/>
+                <w:szCs w:val="18"/>
+              </w:rPr>
+              <w:t xml:space="preserve">  "gateway":     "192.168.10.1",</w:t>
+            </w:r>
+          </w:p>
+        </w:tc>
+      </w:tr>
+      <w:tr>
+        <w:tc>
+          <w:tcPr>
+            <w:tcW w:type="dxa" w:w="9360"/>
+            <w:tcBorders>
+              <w:top w:val="none" w:color="FFFFFF" w:sz="0"/>
+              <w:left w:val="none" w:color="FFFFFF" w:sz="0"/>
+              <w:bottom w:val="none" w:color="FFFFFF" w:sz="0"/>
+              <w:right w:val="none" w:color="FFFFFF" w:sz="0"/>
+            </w:tcBorders>
+            <w:shd w:fill="1E1E2E" w:val="clear"/>
+            <w:tcMar>
+              <w:top w:type="dxa" w:w="80"/>
+              <w:left w:type="dxa" w:w="140"/>
+              <w:bottom w:type="dxa" w:w="80"/>
+              <w:right w:type="dxa" w:w="140"/>
+            </w:tcMar>
+          </w:tcPr>
+          <w:p>
+            <w:pPr>
+              <w:spacing w:before="20" w:after="20"/>
+              <w:jc w:val="left"/>
+            </w:pPr>
+            <w:r>
+              <w:rPr>
+                <w:rFonts w:ascii="Courier New" w:cs="Courier New" w:eastAsia="Courier New" w:hAnsi="Courier New"/>
+                <w:color w:val="CDD6F4"/>
+                <w:sz w:val="18"/>
+                <w:szCs w:val="18"/>
+              </w:rPr>
+              <w:t xml:space="preserve">  "description": "Test segment",</w:t>
+            </w:r>
+          </w:p>
+        </w:tc>
+      </w:tr>
+      <w:tr>
+        <w:tc>
+          <w:tcPr>
+            <w:tcW w:type="dxa" w:w="9360"/>
+            <w:tcBorders>
+              <w:top w:val="none" w:color="FFFFFF" w:sz="0"/>
+              <w:left w:val="none" w:color="FFFFFF" w:sz="0"/>
+              <w:bottom w:val="none" w:color="FFFFFF" w:sz="0"/>
+              <w:right w:val="none" w:color="FFFFFF" w:sz="0"/>
+            </w:tcBorders>
+            <w:shd w:fill="1E1E2E" w:val="clear"/>
+            <w:tcMar>
+              <w:top w:type="dxa" w:w="80"/>
+              <w:left w:type="dxa" w:w="140"/>
+              <w:bottom w:type="dxa" w:w="80"/>
+              <w:right w:type="dxa" w:w="140"/>
+            </w:tcMar>
+          </w:tcPr>
+          <w:p>
+            <w:pPr>
+              <w:spacing w:before="20" w:after="20"/>
+              <w:jc w:val="left"/>
+            </w:pPr>
+            <w:r>
+              <w:rPr>
+                <w:rFonts w:ascii="Courier New" w:cs="Courier New" w:eastAsia="Courier New" w:hAnsi="Courier New"/>
+                <w:color w:val="CDD6F4"/>
+                <w:sz w:val="18"/>
+                <w:szCs w:val="18"/>
+              </w:rPr>
+              <w:t xml:space="preserve">  "switch":      "transport-zone-vlan"</w:t>
+            </w:r>
+          </w:p>
+        </w:tc>
+      </w:tr>
+      <w:tr>
+        <w:tc>
+          <w:tcPr>
+            <w:tcW w:type="dxa" w:w="9360"/>
+            <w:tcBorders>
+              <w:top w:val="none" w:color="FFFFFF" w:sz="0"/>
+              <w:left w:val="none" w:color="FFFFFF" w:sz="0"/>
+              <w:bottom w:val="none" w:color="FFFFFF" w:sz="0"/>
+              <w:right w:val="none" w:color="FFFFFF" w:sz="0"/>
+            </w:tcBorders>
+            <w:shd w:fill="1E1E2E" w:val="clear"/>
+            <w:tcMar>
+              <w:top w:type="dxa" w:w="80"/>
+              <w:left w:type="dxa" w:w="140"/>
+              <w:bottom w:type="dxa" w:w="80"/>
+              <w:right w:type="dxa" w:w="140"/>
+            </w:tcMar>
+          </w:tcPr>
+          <w:p>
+            <w:pPr>
+              <w:spacing w:before="20" w:after="20"/>
+              <w:jc w:val="left"/>
+            </w:pPr>
+            <w:r>
+              <w:rPr>
+                <w:rFonts w:ascii="Courier New" w:cs="Courier New" w:eastAsia="Courier New" w:hAnsi="Courier New"/>
+                <w:color w:val="CDD6F4"/>
+                <w:sz w:val="18"/>
+                <w:szCs w:val="18"/>
+              </w:rPr>
+              <w:t xml:space="preserve">}</w:t>
+            </w:r>
+          </w:p>
+        </w:tc>
+      </w:tr>
+    </w:tbl>
+    <w:p>
+      <w:pPr>
+        <w:spacing w:before="200" w:after="0"/>
+      </w:pPr>
+      <w:r>
+        <w:t xml:space="preserve"/>
+      </w:r>
+    </w:p>
+    <w:p>
+      <w:pPr>
+        <w:pStyle w:val="Heading1"/>
+        <w:pBdr>
+          <w:bottom w:val="single" w:color="00B0F0" w:sz="8"/>
+        </w:pBdr>
+        <w:shd w:fill="1F4E79" w:val="clear"/>
+        <w:spacing w:before="320" w:after="160"/>
+        <w:ind w:left="200"/>
+      </w:pPr>
+      <w:r>
+        <w:rPr>
+          <w:rFonts w:ascii="Calibri" w:cs="Calibri" w:eastAsia="Calibri" w:hAnsi="Calibri"/>
+          <w:b/>
+          <w:bCs/>
+          <w:color w:val="FFFFFF"/>
+          <w:sz w:val="36"/>
+          <w:szCs w:val="36"/>
+        </w:rPr>
+        <w:t xml:space="preserve">9 — VLAN Config Builder</w:t>
+      </w:r>
+    </w:p>
+    <w:p>
+      <w:pPr>
+        <w:spacing w:before="100" w:after="0"/>
+      </w:pPr>
+      <w:r>
+        <w:t xml:space="preserve"/>
+      </w:r>
+    </w:p>
+    <w:p>
+      <w:pPr>
+        <w:spacing w:before="0" w:after="160"/>
+        <w:jc w:val="left"/>
+      </w:pPr>
+      <w:r>
+        <w:t xml:space="preserve">vlan-config-builder.html is a standalone browser-based tool for building the VLANS=() config block for vlan-test.sh. Open it in any modern browser — no server or installation required.</w:t>
+      </w:r>
+    </w:p>
+    <w:p>
+      <w:pPr>
+        <w:pStyle w:val="Heading2"/>
+        <w:pBdr>
+          <w:bottom w:val="single" w:color="2E75B6" w:sz="4"/>
+        </w:pBdr>
+        <w:spacing w:before="280" w:after="120"/>
+      </w:pPr>
+      <w:r>
+        <w:rPr>
+          <w:rFonts w:ascii="Calibri" w:cs="Calibri" w:eastAsia="Calibri" w:hAnsi="Calibri"/>
+          <w:b/>
+          <w:bCs/>
+          <w:color w:val="1F4E79"/>
+          <w:sz w:val="28"/>
+          <w:szCs w:val="28"/>
+        </w:rPr>
+        <w:t xml:space="preserve">Manual entry</w:t>
+      </w:r>
+    </w:p>
+    <w:p>
+      <w:pPr>
+        <w:spacing w:before="0" w:after="120"/>
+        <w:jc w:val="left"/>
+      </w:pPr>
+      <w:r>
+        <w:t xml:space="preserve">Click </w:t>
+      </w:r>
+      <w:r>
+        <w:rPr>
+          <w:b/>
+          <w:bCs/>
+        </w:rPr>
+        <w:t xml:space="preserve">+ Add VLAN</w:t>
+      </w:r>
+      <w:r>
+        <w:t xml:space="preserve"> to add a row. Fill in the port group name, IP address, prefix length, gateway, and description. IP and gateway fields validate in real time — green border means valid, red means invalid.</w:t>
       </w:r>
     </w:p>
     <w:tbl>
@@ -8754,12 +9754,12 @@
           <w:tcPr>
             <w:tcW w:type="dxa" w:w="1200"/>
             <w:tcBorders>
-              <w:top w:val="single" w:color="E2EFDA" w:sz="4"/>
-              <w:left w:val="single" w:color="E2EFDA" w:sz="4"/>
-              <w:bottom w:val="single" w:color="E2EFDA" w:sz="4"/>
-              <w:right w:val="single" w:color="E2EFDA" w:sz="4"/>
-            </w:tcBorders>
-            <w:shd w:fill="E2EFDA" w:val="clear"/>
+              <w:top w:val="single" w:color="FFF2CC" w:sz="4"/>
+              <w:left w:val="single" w:color="FFF2CC" w:sz="4"/>
+              <w:bottom w:val="single" w:color="FFF2CC" w:sz="4"/>
+              <w:right w:val="single" w:color="FFF2CC" w:sz="4"/>
+            </w:tcBorders>
+            <w:shd w:fill="FFF2CC" w:val="clear"/>
             <w:tcMar>
               <w:top w:type="dxa" w:w="80"/>
               <w:left w:type="dxa" w:w="140"/>
@@ -8776,9 +9776,9 @@
               <w:rPr>
                 <w:b/>
                 <w:bCs/>
-                <w:color w:val="375623"/>
-              </w:rPr>
-              <w:t xml:space="preserve">2</w:t>
+                <w:color w:val="7F6000"/>
+              </w:rPr>
+              <w:t xml:space="preserve">ℹ  Tip</w:t>
             </w:r>
           </w:p>
         </w:tc>
@@ -8786,26 +9786,26 @@
           <w:tcPr>
             <w:tcW w:type="dxa" w:w="8160"/>
             <w:tcBorders>
-              <w:top w:val="single" w:color="E2EFDA" w:sz="4"/>
-              <w:left w:val="single" w:color="E2EFDA" w:sz="4"/>
-              <w:bottom w:val="single" w:color="E2EFDA" w:sz="4"/>
-              <w:right w:val="single" w:color="E2EFDA" w:sz="4"/>
-            </w:tcBorders>
-            <w:shd w:fill="E2EFDA" w:val="clear"/>
-            <w:tcMar>
-              <w:top w:type="dxa" w:w="80"/>
-              <w:left w:type="dxa" w:w="140"/>
-              <w:bottom w:type="dxa" w:w="80"/>
-              <w:right w:type="dxa" w:w="140"/>
-            </w:tcMar>
-          </w:tcPr>
-          <w:p>
-            <w:pPr>
-              <w:spacing w:before="0" w:after="120"/>
-              <w:jc w:val="left"/>
-            </w:pPr>
-            <w:r>
-              <w:t xml:space="preserve">Set VM_NAME to this VM's name as shown in vCenter. Set MGMT_IFACE to the management NIC interface name.</w:t>
+              <w:top w:val="single" w:color="FFF2CC" w:sz="4"/>
+              <w:left w:val="single" w:color="FFF2CC" w:sz="4"/>
+              <w:bottom w:val="single" w:color="FFF2CC" w:sz="4"/>
+              <w:right w:val="single" w:color="FFF2CC" w:sz="4"/>
+            </w:tcBorders>
+            <w:shd w:fill="FFF2CC" w:val="clear"/>
+            <w:tcMar>
+              <w:top w:type="dxa" w:w="80"/>
+              <w:left w:type="dxa" w:w="140"/>
+              <w:bottom w:type="dxa" w:w="80"/>
+              <w:right w:type="dxa" w:w="140"/>
+            </w:tcMar>
+          </w:tcPr>
+          <w:p>
+            <w:pPr>
+              <w:spacing w:before="0" w:after="120"/>
+              <w:jc w:val="left"/>
+            </w:pPr>
+            <w:r>
+              <w:t xml:space="preserve">Prefix defaults to 24. Only change it if your VLAN uses a different subnet size.</w:t>
             </w:r>
           </w:p>
         </w:tc>
@@ -8813,10 +9813,423 @@
     </w:tbl>
     <w:p>
       <w:pPr>
-        <w:spacing w:before="60" w:after="0"/>
+        <w:spacing w:before="160" w:after="0"/>
       </w:pPr>
       <w:r>
         <w:t xml:space="preserve"/>
+      </w:r>
+    </w:p>
+    <w:p>
+      <w:pPr>
+        <w:pStyle w:val="Heading2"/>
+        <w:pBdr>
+          <w:bottom w:val="single" w:color="2E75B6" w:sz="4"/>
+        </w:pBdr>
+        <w:spacing w:before="280" w:after="120"/>
+      </w:pPr>
+      <w:r>
+        <w:rPr>
+          <w:rFonts w:ascii="Calibri" w:cs="Calibri" w:eastAsia="Calibri" w:hAnsi="Calibri"/>
+          <w:b/>
+          <w:bCs/>
+          <w:color w:val="1F4E79"/>
+          <w:sz w:val="28"/>
+          <w:szCs w:val="28"/>
+        </w:rPr>
+        <w:t xml:space="preserve">Import from vCenter / NSX</w:t>
+      </w:r>
+    </w:p>
+    <w:p>
+      <w:pPr>
+        <w:spacing w:before="0" w:after="120"/>
+        <w:jc w:val="left"/>
+      </w:pPr>
+      <w:r>
+        <w:t xml:space="preserve">Click </w:t>
+      </w:r>
+      <w:r>
+        <w:rPr>
+          <w:b/>
+          <w:bCs/>
+        </w:rPr>
+        <w:t xml:space="preserve">Load from vCenter / NSX</w:t>
+      </w:r>
+      <w:r>
+        <w:t xml:space="preserve"> and select the portgroups.json file generated by Get-PortGroupData.ps1. A selection modal appears listing all port groups and segments. Select the ones you want to test and click Import.</w:t>
+      </w:r>
+    </w:p>
+    <w:p>
+      <w:pPr>
+        <w:spacing w:before="0" w:after="80"/>
+        <w:jc w:val="left"/>
+      </w:pPr>
+      <w:r>
+        <w:t xml:space="preserve">On import the tool automatically:</w:t>
+      </w:r>
+    </w:p>
+    <w:p>
+      <w:pPr>
+        <w:pStyle w:val="ListParagraph"/>
+        <w:numPr>
+          <w:ilvl w:val="0"/>
+          <w:numId w:val="3"/>
+        </w:numPr>
+        <w:spacing w:before="40" w:after="40"/>
+      </w:pPr>
+      <w:r>
+        <w:rPr>
+          <w:rFonts w:ascii="Calibri" w:cs="Calibri" w:eastAsia="Calibri" w:hAnsi="Calibri"/>
+          <w:sz w:val="22"/>
+          <w:szCs w:val="22"/>
+        </w:rPr>
+        <w:t xml:space="preserve">Sets the port group name</w:t>
+      </w:r>
+    </w:p>
+    <w:p>
+      <w:pPr>
+        <w:pStyle w:val="ListParagraph"/>
+        <w:numPr>
+          <w:ilvl w:val="0"/>
+          <w:numId w:val="3"/>
+        </w:numPr>
+        <w:spacing w:before="40" w:after="40"/>
+      </w:pPr>
+      <w:r>
+        <w:rPr>
+          <w:rFonts w:ascii="Calibri" w:cs="Calibri" w:eastAsia="Calibri" w:hAnsi="Calibri"/>
+          <w:sz w:val="22"/>
+          <w:szCs w:val="22"/>
+        </w:rPr>
+        <w:t xml:space="preserve">Derives a probe IP from the subnet (e.g. 192.168.10.0/24 becomes 192.168.10.100)</w:t>
+      </w:r>
+    </w:p>
+    <w:p>
+      <w:pPr>
+        <w:pStyle w:val="ListParagraph"/>
+        <w:numPr>
+          <w:ilvl w:val="0"/>
+          <w:numId w:val="3"/>
+        </w:numPr>
+        <w:spacing w:before="40" w:after="40"/>
+      </w:pPr>
+      <w:r>
+        <w:rPr>
+          <w:rFonts w:ascii="Calibri" w:cs="Calibri" w:eastAsia="Calibri" w:hAnsi="Calibri"/>
+          <w:sz w:val="22"/>
+          <w:szCs w:val="22"/>
+        </w:rPr>
+        <w:t xml:space="preserve">Strips the prefix from the gateway address if present (e.g. 192.168.10.1/24 becomes 192.168.10.1)</w:t>
+      </w:r>
+    </w:p>
+    <w:p>
+      <w:pPr>
+        <w:pStyle w:val="ListParagraph"/>
+        <w:numPr>
+          <w:ilvl w:val="0"/>
+          <w:numId w:val="3"/>
+        </w:numPr>
+        <w:spacing w:before="40" w:after="40"/>
+      </w:pPr>
+      <w:r>
+        <w:rPr>
+          <w:rFonts w:ascii="Calibri" w:cs="Calibri" w:eastAsia="Calibri" w:hAnsi="Calibri"/>
+          <w:sz w:val="22"/>
+          <w:szCs w:val="22"/>
+        </w:rPr>
+        <w:t xml:space="preserve">Uses the segment description if available, otherwise falls back to the port group name</w:t>
+      </w:r>
+    </w:p>
+    <w:p>
+      <w:pPr>
+        <w:pStyle w:val="ListParagraph"/>
+        <w:numPr>
+          <w:ilvl w:val="0"/>
+          <w:numId w:val="3"/>
+        </w:numPr>
+        <w:spacing w:before="40" w:after="40"/>
+      </w:pPr>
+      <w:r>
+        <w:rPr>
+          <w:rFonts w:ascii="Calibri" w:cs="Calibri" w:eastAsia="Calibri" w:hAnsi="Calibri"/>
+          <w:sz w:val="22"/>
+          <w:szCs w:val="22"/>
+        </w:rPr>
+        <w:t xml:space="preserve">Carries over the VLAN ID for reference</w:t>
+      </w:r>
+    </w:p>
+    <w:p>
+      <w:pPr>
+        <w:spacing w:before="80" w:after="0"/>
+      </w:pPr>
+      <w:r>
+        <w:t xml:space="preserve"/>
+      </w:r>
+    </w:p>
+    <w:p>
+      <w:pPr>
+        <w:spacing w:before="0" w:after="160"/>
+        <w:jc w:val="left"/>
+      </w:pPr>
+      <w:r>
+        <w:t xml:space="preserve">Each row shows a colour-coded source badge: blue for vSphere VDS, grey for VSS, purple for NSX, green for manually added rows.</w:t>
+      </w:r>
+    </w:p>
+    <w:p>
+      <w:pPr>
+        <w:pStyle w:val="Heading2"/>
+        <w:pBdr>
+          <w:bottom w:val="single" w:color="2E75B6" w:sz="4"/>
+        </w:pBdr>
+        <w:spacing w:before="280" w:after="120"/>
+      </w:pPr>
+      <w:r>
+        <w:rPr>
+          <w:rFonts w:ascii="Calibri" w:cs="Calibri" w:eastAsia="Calibri" w:hAnsi="Calibri"/>
+          <w:b/>
+          <w:bCs/>
+          <w:color w:val="1F4E79"/>
+          <w:sz w:val="28"/>
+          <w:szCs w:val="28"/>
+        </w:rPr>
+        <w:t xml:space="preserve">Generating the config</w:t>
+      </w:r>
+    </w:p>
+    <w:p>
+      <w:pPr>
+        <w:spacing w:before="0" w:after="120"/>
+        <w:jc w:val="left"/>
+      </w:pPr>
+      <w:r>
+        <w:t xml:space="preserve">Click </w:t>
+      </w:r>
+      <w:r>
+        <w:rPr>
+          <w:b/>
+          <w:bCs/>
+        </w:rPr>
+        <w:t xml:space="preserve">Generate config</w:t>
+      </w:r>
+      <w:r>
+        <w:t xml:space="preserve"> to produce the VLANS=() block. The output is syntax-highlighted and updates live as you edit rows. Click </w:t>
+      </w:r>
+      <w:r>
+        <w:rPr>
+          <w:b/>
+          <w:bCs/>
+        </w:rPr>
+        <w:t xml:space="preserve">Copy to clipboard</w:t>
+      </w:r>
+      <w:r>
+        <w:t xml:space="preserve"> to copy it, then paste it into the VLANS=() section of vlan-test.sh.</w:t>
+      </w:r>
+    </w:p>
+    <w:tbl>
+      <w:tblPr>
+        <w:tblW w:type="dxa" w:w="9360"/>
+        <w:tblBorders>
+          <w:top w:val="single" w:color="auto" w:sz="4"/>
+          <w:left w:val="single" w:color="auto" w:sz="4"/>
+          <w:bottom w:val="single" w:color="auto" w:sz="4"/>
+          <w:right w:val="single" w:color="auto" w:sz="4"/>
+          <w:insideH w:val="single" w:color="auto" w:sz="4"/>
+          <w:insideV w:val="single" w:color="auto" w:sz="4"/>
+        </w:tblBorders>
+        <w:tblCellMar>
+          <w:top w:type="dxa" w:w="0"/>
+          <w:left w:type="dxa" w:w="0"/>
+          <w:bottom w:type="dxa" w:w="0"/>
+          <w:right w:type="dxa" w:w="0"/>
+        </w:tblCellMar>
+      </w:tblPr>
+      <w:tblGrid>
+        <w:gridCol w:w="9360"/>
+      </w:tblGrid>
+      <w:tr>
+        <w:tc>
+          <w:tcPr>
+            <w:tcW w:type="dxa" w:w="9360"/>
+            <w:tcBorders>
+              <w:top w:val="none" w:color="FFFFFF" w:sz="0"/>
+              <w:left w:val="none" w:color="FFFFFF" w:sz="0"/>
+              <w:bottom w:val="none" w:color="FFFFFF" w:sz="0"/>
+              <w:right w:val="none" w:color="FFFFFF" w:sz="0"/>
+            </w:tcBorders>
+            <w:shd w:fill="1E1E2E" w:val="clear"/>
+            <w:tcMar>
+              <w:top w:type="dxa" w:w="80"/>
+              <w:left w:type="dxa" w:w="140"/>
+              <w:bottom w:type="dxa" w:w="80"/>
+              <w:right w:type="dxa" w:w="140"/>
+            </w:tcMar>
+          </w:tcPr>
+          <w:p>
+            <w:pPr>
+              <w:spacing w:before="20" w:after="20"/>
+              <w:jc w:val="left"/>
+            </w:pPr>
+            <w:r>
+              <w:rPr>
+                <w:rFonts w:ascii="Courier New" w:cs="Courier New" w:eastAsia="Courier New" w:hAnsi="Courier New"/>
+                <w:color w:val="CDD6F4"/>
+                <w:sz w:val="18"/>
+                <w:szCs w:val="18"/>
+              </w:rPr>
+              <w:t xml:space="preserve">VLANS=(</w:t>
+            </w:r>
+          </w:p>
+        </w:tc>
+      </w:tr>
+      <w:tr>
+        <w:tc>
+          <w:tcPr>
+            <w:tcW w:type="dxa" w:w="9360"/>
+            <w:tcBorders>
+              <w:top w:val="none" w:color="FFFFFF" w:sz="0"/>
+              <w:left w:val="none" w:color="FFFFFF" w:sz="0"/>
+              <w:bottom w:val="none" w:color="FFFFFF" w:sz="0"/>
+              <w:right w:val="none" w:color="FFFFFF" w:sz="0"/>
+            </w:tcBorders>
+            <w:shd w:fill="1E1E2E" w:val="clear"/>
+            <w:tcMar>
+              <w:top w:type="dxa" w:w="80"/>
+              <w:left w:type="dxa" w:w="140"/>
+              <w:bottom w:type="dxa" w:w="80"/>
+              <w:right w:type="dxa" w:w="140"/>
+            </w:tcMar>
+          </w:tcPr>
+          <w:p>
+            <w:pPr>
+              <w:spacing w:before="20" w:after="20"/>
+              <w:jc w:val="left"/>
+            </w:pPr>
+            <w:r>
+              <w:rPr>
+                <w:rFonts w:ascii="Courier New" w:cs="Courier New" w:eastAsia="Courier New" w:hAnsi="Courier New"/>
+                <w:color w:val="CDD6F4"/>
+                <w:sz w:val="18"/>
+                <w:szCs w:val="18"/>
+              </w:rPr>
+              <w:t xml:space="preserve">  "PG-VLAN10|192.168.10.100/24|192.168.10.1|Server VLAN"</w:t>
+            </w:r>
+          </w:p>
+        </w:tc>
+      </w:tr>
+      <w:tr>
+        <w:tc>
+          <w:tcPr>
+            <w:tcW w:type="dxa" w:w="9360"/>
+            <w:tcBorders>
+              <w:top w:val="none" w:color="FFFFFF" w:sz="0"/>
+              <w:left w:val="none" w:color="FFFFFF" w:sz="0"/>
+              <w:bottom w:val="none" w:color="FFFFFF" w:sz="0"/>
+              <w:right w:val="none" w:color="FFFFFF" w:sz="0"/>
+            </w:tcBorders>
+            <w:shd w:fill="1E1E2E" w:val="clear"/>
+            <w:tcMar>
+              <w:top w:type="dxa" w:w="80"/>
+              <w:left w:type="dxa" w:w="140"/>
+              <w:bottom w:type="dxa" w:w="80"/>
+              <w:right w:type="dxa" w:w="140"/>
+            </w:tcMar>
+          </w:tcPr>
+          <w:p>
+            <w:pPr>
+              <w:spacing w:before="20" w:after="20"/>
+              <w:jc w:val="left"/>
+            </w:pPr>
+            <w:r>
+              <w:rPr>
+                <w:rFonts w:ascii="Courier New" w:cs="Courier New" w:eastAsia="Courier New" w:hAnsi="Courier New"/>
+                <w:color w:val="CDD6F4"/>
+                <w:sz w:val="18"/>
+                <w:szCs w:val="18"/>
+              </w:rPr>
+              <w:t xml:space="preserve">  "HolleBolleTestSeg1|192.168.10.100/24|192.168.10.1|HolleBolleTestSeg1"</w:t>
+            </w:r>
+          </w:p>
+        </w:tc>
+      </w:tr>
+      <w:tr>
+        <w:tc>
+          <w:tcPr>
+            <w:tcW w:type="dxa" w:w="9360"/>
+            <w:tcBorders>
+              <w:top w:val="none" w:color="FFFFFF" w:sz="0"/>
+              <w:left w:val="none" w:color="FFFFFF" w:sz="0"/>
+              <w:bottom w:val="none" w:color="FFFFFF" w:sz="0"/>
+              <w:right w:val="none" w:color="FFFFFF" w:sz="0"/>
+            </w:tcBorders>
+            <w:shd w:fill="1E1E2E" w:val="clear"/>
+            <w:tcMar>
+              <w:top w:type="dxa" w:w="80"/>
+              <w:left w:type="dxa" w:w="140"/>
+              <w:bottom w:type="dxa" w:w="80"/>
+              <w:right w:type="dxa" w:w="140"/>
+            </w:tcMar>
+          </w:tcPr>
+          <w:p>
+            <w:pPr>
+              <w:spacing w:before="20" w:after="20"/>
+              <w:jc w:val="left"/>
+            </w:pPr>
+            <w:r>
+              <w:rPr>
+                <w:rFonts w:ascii="Courier New" w:cs="Courier New" w:eastAsia="Courier New" w:hAnsi="Courier New"/>
+                <w:color w:val="CDD6F4"/>
+                <w:sz w:val="18"/>
+                <w:szCs w:val="18"/>
+              </w:rPr>
+              <w:t xml:space="preserve">)</w:t>
+            </w:r>
+          </w:p>
+        </w:tc>
+      </w:tr>
+    </w:tbl>
+    <w:p>
+      <w:pPr>
+        <w:spacing w:before="200" w:after="0"/>
+      </w:pPr>
+      <w:r>
+        <w:t xml:space="preserve"/>
+      </w:r>
+    </w:p>
+    <w:p>
+      <w:pPr>
+        <w:pStyle w:val="Heading1"/>
+        <w:pBdr>
+          <w:bottom w:val="single" w:color="00B0F0" w:sz="8"/>
+        </w:pBdr>
+        <w:shd w:fill="1F4E79" w:val="clear"/>
+        <w:spacing w:before="320" w:after="160"/>
+        <w:ind w:left="200"/>
+      </w:pPr>
+      <w:r>
+        <w:rPr>
+          <w:rFonts w:ascii="Calibri" w:cs="Calibri" w:eastAsia="Calibri" w:hAnsi="Calibri"/>
+          <w:b/>
+          <w:bCs/>
+          <w:color w:val="FFFFFF"/>
+          <w:sz w:val="36"/>
+          <w:szCs w:val="36"/>
+        </w:rPr>
+        <w:t xml:space="preserve">10 — Quick Adaptation Reference</w:t>
+      </w:r>
+    </w:p>
+    <w:p>
+      <w:pPr>
+        <w:spacing w:before="100" w:after="0"/>
+      </w:pPr>
+      <w:r>
+        <w:t xml:space="preserve"/>
+      </w:r>
+    </w:p>
+    <w:p>
+      <w:pPr>
+        <w:spacing w:before="0" w:after="120"/>
+        <w:jc w:val="left"/>
+      </w:pPr>
+      <w:r>
+        <w:t xml:space="preserve">Minimal changes needed to adapt the script to a new environment:</w:t>
       </w:r>
     </w:p>
     <w:tbl>
@@ -8864,7 +10277,7 @@
                 <w:bCs/>
                 <w:color w:val="375623"/>
               </w:rPr>
-              <w:t xml:space="preserve">3</w:t>
+              <w:t xml:space="preserve">1</w:t>
             </w:r>
           </w:p>
         </w:tc>
@@ -8891,7 +10304,7 @@
               <w:jc w:val="left"/>
             </w:pPr>
             <w:r>
-              <w:t xml:space="preserve">Set IFACE to the test NIC name on the probe VM (run: ip link show to find it).</w:t>
+              <w:t xml:space="preserve">Set GOVC_URL, GOVC_USERNAME, GOVC_PASSWORD to match your vCenter.</w:t>
             </w:r>
           </w:p>
         </w:tc>
@@ -8950,7 +10363,7 @@
                 <w:bCs/>
                 <w:color w:val="375623"/>
               </w:rPr>
-              <w:t xml:space="preserve">4</w:t>
+              <w:t xml:space="preserve">2</w:t>
             </w:r>
           </w:p>
         </w:tc>
@@ -8977,7 +10390,179 @@
               <w:jc w:val="left"/>
             </w:pPr>
             <w:r>
-              <w:t xml:space="preserve">Populate the VLANS array — one entry per port group you want to test.</w:t>
+              <w:t xml:space="preserve">Set VM_NAME to this VM's name as shown in vCenter. Set MGMT_IFACE to the management NIC interface name.</w:t>
+            </w:r>
+          </w:p>
+        </w:tc>
+      </w:tr>
+    </w:tbl>
+    <w:p>
+      <w:pPr>
+        <w:spacing w:before="60" w:after="0"/>
+      </w:pPr>
+      <w:r>
+        <w:t xml:space="preserve"/>
+      </w:r>
+    </w:p>
+    <w:tbl>
+      <w:tblPr>
+        <w:tblW w:type="dxa" w:w="9360"/>
+        <w:tblBorders>
+          <w:top w:val="single" w:color="auto" w:sz="4"/>
+          <w:left w:val="single" w:color="auto" w:sz="4"/>
+          <w:bottom w:val="single" w:color="auto" w:sz="4"/>
+          <w:right w:val="single" w:color="auto" w:sz="4"/>
+          <w:insideH w:val="single" w:color="auto" w:sz="4"/>
+          <w:insideV w:val="single" w:color="auto" w:sz="4"/>
+        </w:tblBorders>
+      </w:tblPr>
+      <w:tblGrid>
+        <w:gridCol w:w="1200"/>
+        <w:gridCol w:w="8160"/>
+      </w:tblGrid>
+      <w:tr>
+        <w:tc>
+          <w:tcPr>
+            <w:tcW w:type="dxa" w:w="1200"/>
+            <w:tcBorders>
+              <w:top w:val="single" w:color="E2EFDA" w:sz="4"/>
+              <w:left w:val="single" w:color="E2EFDA" w:sz="4"/>
+              <w:bottom w:val="single" w:color="E2EFDA" w:sz="4"/>
+              <w:right w:val="single" w:color="E2EFDA" w:sz="4"/>
+            </w:tcBorders>
+            <w:shd w:fill="E2EFDA" w:val="clear"/>
+            <w:tcMar>
+              <w:top w:type="dxa" w:w="80"/>
+              <w:left w:type="dxa" w:w="140"/>
+              <w:bottom w:type="dxa" w:w="80"/>
+              <w:right w:type="dxa" w:w="140"/>
+            </w:tcMar>
+          </w:tcPr>
+          <w:p>
+            <w:pPr>
+              <w:spacing w:before="0" w:after="120"/>
+              <w:jc w:val="left"/>
+            </w:pPr>
+            <w:r>
+              <w:rPr>
+                <w:b/>
+                <w:bCs/>
+                <w:color w:val="375623"/>
+              </w:rPr>
+              <w:t xml:space="preserve">3</w:t>
+            </w:r>
+          </w:p>
+        </w:tc>
+        <w:tc>
+          <w:tcPr>
+            <w:tcW w:type="dxa" w:w="8160"/>
+            <w:tcBorders>
+              <w:top w:val="single" w:color="E2EFDA" w:sz="4"/>
+              <w:left w:val="single" w:color="E2EFDA" w:sz="4"/>
+              <w:bottom w:val="single" w:color="E2EFDA" w:sz="4"/>
+              <w:right w:val="single" w:color="E2EFDA" w:sz="4"/>
+            </w:tcBorders>
+            <w:shd w:fill="E2EFDA" w:val="clear"/>
+            <w:tcMar>
+              <w:top w:type="dxa" w:w="80"/>
+              <w:left w:type="dxa" w:w="140"/>
+              <w:bottom w:type="dxa" w:w="80"/>
+              <w:right w:type="dxa" w:w="140"/>
+            </w:tcMar>
+          </w:tcPr>
+          <w:p>
+            <w:pPr>
+              <w:spacing w:before="0" w:after="120"/>
+              <w:jc w:val="left"/>
+            </w:pPr>
+            <w:r>
+              <w:t xml:space="preserve">Set IFACE to the test NIC name on the probe VM (run: ip link show to find it).</w:t>
+            </w:r>
+          </w:p>
+        </w:tc>
+      </w:tr>
+    </w:tbl>
+    <w:p>
+      <w:pPr>
+        <w:spacing w:before="60" w:after="0"/>
+      </w:pPr>
+      <w:r>
+        <w:t xml:space="preserve"/>
+      </w:r>
+    </w:p>
+    <w:tbl>
+      <w:tblPr>
+        <w:tblW w:type="dxa" w:w="9360"/>
+        <w:tblBorders>
+          <w:top w:val="single" w:color="auto" w:sz="4"/>
+          <w:left w:val="single" w:color="auto" w:sz="4"/>
+          <w:bottom w:val="single" w:color="auto" w:sz="4"/>
+          <w:right w:val="single" w:color="auto" w:sz="4"/>
+          <w:insideH w:val="single" w:color="auto" w:sz="4"/>
+          <w:insideV w:val="single" w:color="auto" w:sz="4"/>
+        </w:tblBorders>
+      </w:tblPr>
+      <w:tblGrid>
+        <w:gridCol w:w="1200"/>
+        <w:gridCol w:w="8160"/>
+      </w:tblGrid>
+      <w:tr>
+        <w:tc>
+          <w:tcPr>
+            <w:tcW w:type="dxa" w:w="1200"/>
+            <w:tcBorders>
+              <w:top w:val="single" w:color="E2EFDA" w:sz="4"/>
+              <w:left w:val="single" w:color="E2EFDA" w:sz="4"/>
+              <w:bottom w:val="single" w:color="E2EFDA" w:sz="4"/>
+              <w:right w:val="single" w:color="E2EFDA" w:sz="4"/>
+            </w:tcBorders>
+            <w:shd w:fill="E2EFDA" w:val="clear"/>
+            <w:tcMar>
+              <w:top w:type="dxa" w:w="80"/>
+              <w:left w:type="dxa" w:w="140"/>
+              <w:bottom w:type="dxa" w:w="80"/>
+              <w:right w:type="dxa" w:w="140"/>
+            </w:tcMar>
+          </w:tcPr>
+          <w:p>
+            <w:pPr>
+              <w:spacing w:before="0" w:after="120"/>
+              <w:jc w:val="left"/>
+            </w:pPr>
+            <w:r>
+              <w:rPr>
+                <w:b/>
+                <w:bCs/>
+                <w:color w:val="375623"/>
+              </w:rPr>
+              <w:t xml:space="preserve">4</w:t>
+            </w:r>
+          </w:p>
+        </w:tc>
+        <w:tc>
+          <w:tcPr>
+            <w:tcW w:type="dxa" w:w="8160"/>
+            <w:tcBorders>
+              <w:top w:val="single" w:color="E2EFDA" w:sz="4"/>
+              <w:left w:val="single" w:color="E2EFDA" w:sz="4"/>
+              <w:bottom w:val="single" w:color="E2EFDA" w:sz="4"/>
+              <w:right w:val="single" w:color="E2EFDA" w:sz="4"/>
+            </w:tcBorders>
+            <w:shd w:fill="E2EFDA" w:val="clear"/>
+            <w:tcMar>
+              <w:top w:type="dxa" w:w="80"/>
+              <w:left w:type="dxa" w:w="140"/>
+              <w:bottom w:type="dxa" w:w="80"/>
+              <w:right w:type="dxa" w:w="140"/>
+            </w:tcMar>
+          </w:tcPr>
+          <w:p>
+            <w:pPr>
+              <w:spacing w:before="0" w:after="120"/>
+              <w:jc w:val="left"/>
+            </w:pPr>
+            <w:r>
+              <w:t xml:space="preserve">Populate the VLANS array — use vlan-config-builder.html to build it visually, or run Get-PortGroupData.ps1 to import from vCenter/NSX directly.</w:t>
             </w:r>
           </w:p>
         </w:tc>

--- a/vlan-test-guide.docx
+++ b/vlan-test-guide.docx
@@ -9287,6 +9287,497 @@
           <w:sz w:val="28"/>
           <w:szCs w:val="28"/>
         </w:rPr>
+        <w:t xml:space="preserve">Changelog</w:t>
+      </w:r>
+    </w:p>
+    <w:tbl>
+      <w:tblPr>
+        <w:tblW w:type="dxa" w:w="9360"/>
+        <w:tblBorders>
+          <w:top w:val="single" w:color="auto" w:sz="4"/>
+          <w:left w:val="single" w:color="auto" w:sz="4"/>
+          <w:bottom w:val="single" w:color="auto" w:sz="4"/>
+          <w:right w:val="single" w:color="auto" w:sz="4"/>
+          <w:insideH w:val="single" w:color="auto" w:sz="4"/>
+          <w:insideV w:val="single" w:color="auto" w:sz="4"/>
+        </w:tblBorders>
+      </w:tblPr>
+      <w:tblGrid>
+        <w:gridCol w:w="800"/>
+        <w:gridCol w:w="1400"/>
+        <w:gridCol w:w="7160"/>
+      </w:tblGrid>
+      <w:tr>
+        <w:trPr>
+          <w:tblHeader/>
+        </w:trPr>
+        <w:tc>
+          <w:tcPr>
+            <w:tcW w:type="dxa" w:w="800"/>
+            <w:tcBorders>
+              <w:top w:val="single" w:color="D6DCE4" w:sz="4"/>
+              <w:left w:val="single" w:color="D6DCE4" w:sz="4"/>
+              <w:bottom w:val="single" w:color="D6DCE4" w:sz="4"/>
+              <w:right w:val="single" w:color="D6DCE4" w:sz="4"/>
+            </w:tcBorders>
+            <w:shd w:fill="1F4E79" w:val="clear"/>
+            <w:tcMar>
+              <w:top w:type="dxa" w:w="80"/>
+              <w:left w:type="dxa" w:w="140"/>
+              <w:bottom w:type="dxa" w:w="80"/>
+              <w:right w:type="dxa" w:w="140"/>
+            </w:tcMar>
+          </w:tcPr>
+          <w:p>
+            <w:pPr>
+              <w:spacing w:before="0" w:after="120"/>
+              <w:jc w:val="left"/>
+            </w:pPr>
+            <w:r>
+              <w:rPr>
+                <w:b/>
+                <w:bCs/>
+                <w:color w:val="FFFFFF"/>
+              </w:rPr>
+              <w:t xml:space="preserve">Ver</w:t>
+            </w:r>
+          </w:p>
+        </w:tc>
+        <w:tc>
+          <w:tcPr>
+            <w:tcW w:type="dxa" w:w="1400"/>
+            <w:tcBorders>
+              <w:top w:val="single" w:color="D6DCE4" w:sz="4"/>
+              <w:left w:val="single" w:color="D6DCE4" w:sz="4"/>
+              <w:bottom w:val="single" w:color="D6DCE4" w:sz="4"/>
+              <w:right w:val="single" w:color="D6DCE4" w:sz="4"/>
+            </w:tcBorders>
+            <w:shd w:fill="1F4E79" w:val="clear"/>
+            <w:tcMar>
+              <w:top w:type="dxa" w:w="80"/>
+              <w:left w:type="dxa" w:w="140"/>
+              <w:bottom w:type="dxa" w:w="80"/>
+              <w:right w:type="dxa" w:w="140"/>
+            </w:tcMar>
+          </w:tcPr>
+          <w:p>
+            <w:pPr>
+              <w:spacing w:before="0" w:after="120"/>
+              <w:jc w:val="left"/>
+            </w:pPr>
+            <w:r>
+              <w:rPr>
+                <w:b/>
+                <w:bCs/>
+                <w:color w:val="FFFFFF"/>
+              </w:rPr>
+              <w:t xml:space="preserve">Date</w:t>
+            </w:r>
+          </w:p>
+        </w:tc>
+        <w:tc>
+          <w:tcPr>
+            <w:tcW w:type="dxa" w:w="7160"/>
+            <w:tcBorders>
+              <w:top w:val="single" w:color="D6DCE4" w:sz="4"/>
+              <w:left w:val="single" w:color="D6DCE4" w:sz="4"/>
+              <w:bottom w:val="single" w:color="D6DCE4" w:sz="4"/>
+              <w:right w:val="single" w:color="D6DCE4" w:sz="4"/>
+            </w:tcBorders>
+            <w:shd w:fill="1F4E79" w:val="clear"/>
+            <w:tcMar>
+              <w:top w:type="dxa" w:w="80"/>
+              <w:left w:type="dxa" w:w="140"/>
+              <w:bottom w:type="dxa" w:w="80"/>
+              <w:right w:type="dxa" w:w="140"/>
+            </w:tcMar>
+          </w:tcPr>
+          <w:p>
+            <w:pPr>
+              <w:spacing w:before="0" w:after="120"/>
+              <w:jc w:val="left"/>
+            </w:pPr>
+            <w:r>
+              <w:rPr>
+                <w:b/>
+                <w:bCs/>
+                <w:color w:val="FFFFFF"/>
+              </w:rPr>
+              <w:t xml:space="preserve">Changes</w:t>
+            </w:r>
+          </w:p>
+        </w:tc>
+      </w:tr>
+      <w:tr>
+        <w:tc>
+          <w:tcPr>
+            <w:tcW w:type="dxa" w:w="800"/>
+            <w:tcBorders>
+              <w:top w:val="single" w:color="D6DCE4" w:sz="4"/>
+              <w:left w:val="single" w:color="D6DCE4" w:sz="4"/>
+              <w:bottom w:val="single" w:color="D6DCE4" w:sz="4"/>
+              <w:right w:val="single" w:color="D6DCE4" w:sz="4"/>
+            </w:tcBorders>
+            <w:shd w:fill="F2F5F9" w:val="clear"/>
+            <w:tcMar>
+              <w:top w:type="dxa" w:w="80"/>
+              <w:left w:type="dxa" w:w="140"/>
+              <w:bottom w:type="dxa" w:w="80"/>
+              <w:right w:type="dxa" w:w="140"/>
+            </w:tcMar>
+          </w:tcPr>
+          <w:p>
+            <w:pPr>
+              <w:spacing w:before="0" w:after="120"/>
+              <w:jc w:val="left"/>
+            </w:pPr>
+            <w:r>
+              <w:rPr>
+                <w:rFonts w:ascii="Courier New" w:cs="Courier New" w:eastAsia="Courier New" w:hAnsi="Courier New"/>
+                <w:sz w:val="18"/>
+                <w:szCs w:val="18"/>
+              </w:rPr>
+              <w:t xml:space="preserve">v1.0</w:t>
+            </w:r>
+          </w:p>
+        </w:tc>
+        <w:tc>
+          <w:tcPr>
+            <w:tcW w:type="dxa" w:w="1400"/>
+            <w:tcBorders>
+              <w:top w:val="single" w:color="D6DCE4" w:sz="4"/>
+              <w:left w:val="single" w:color="D6DCE4" w:sz="4"/>
+              <w:bottom w:val="single" w:color="D6DCE4" w:sz="4"/>
+              <w:right w:val="single" w:color="D6DCE4" w:sz="4"/>
+            </w:tcBorders>
+            <w:tcMar>
+              <w:top w:type="dxa" w:w="80"/>
+              <w:left w:type="dxa" w:w="140"/>
+              <w:bottom w:type="dxa" w:w="80"/>
+              <w:right w:type="dxa" w:w="140"/>
+            </w:tcMar>
+          </w:tcPr>
+          <w:p>
+            <w:pPr>
+              <w:spacing w:before="0" w:after="120"/>
+              <w:jc w:val="left"/>
+            </w:pPr>
+            <w:r>
+              <w:t xml:space="preserve">2026-03-13</w:t>
+            </w:r>
+          </w:p>
+        </w:tc>
+        <w:tc>
+          <w:tcPr>
+            <w:tcW w:type="dxa" w:w="7160"/>
+            <w:tcBorders>
+              <w:top w:val="single" w:color="D6DCE4" w:sz="4"/>
+              <w:left w:val="single" w:color="D6DCE4" w:sz="4"/>
+              <w:bottom w:val="single" w:color="D6DCE4" w:sz="4"/>
+              <w:right w:val="single" w:color="D6DCE4" w:sz="4"/>
+            </w:tcBorders>
+            <w:tcMar>
+              <w:top w:type="dxa" w:w="80"/>
+              <w:left w:type="dxa" w:w="140"/>
+              <w:bottom w:type="dxa" w:w="80"/>
+              <w:right w:type="dxa" w:w="140"/>
+            </w:tcMar>
+          </w:tcPr>
+          <w:p>
+            <w:pPr>
+              <w:spacing w:before="0" w:after="120"/>
+              <w:jc w:val="left"/>
+            </w:pPr>
+            <w:r>
+              <w:t xml:space="preserve">Initial release — vSphere VDS/VSS and NSX segment export</w:t>
+            </w:r>
+          </w:p>
+        </w:tc>
+      </w:tr>
+      <w:tr>
+        <w:tc>
+          <w:tcPr>
+            <w:tcW w:type="dxa" w:w="800"/>
+            <w:tcBorders>
+              <w:top w:val="single" w:color="D6DCE4" w:sz="4"/>
+              <w:left w:val="single" w:color="D6DCE4" w:sz="4"/>
+              <w:bottom w:val="single" w:color="D6DCE4" w:sz="4"/>
+              <w:right w:val="single" w:color="D6DCE4" w:sz="4"/>
+            </w:tcBorders>
+            <w:shd w:fill="F2F5F9" w:val="clear"/>
+            <w:tcMar>
+              <w:top w:type="dxa" w:w="80"/>
+              <w:left w:type="dxa" w:w="140"/>
+              <w:bottom w:type="dxa" w:w="80"/>
+              <w:right w:type="dxa" w:w="140"/>
+            </w:tcMar>
+          </w:tcPr>
+          <w:p>
+            <w:pPr>
+              <w:spacing w:before="0" w:after="120"/>
+              <w:jc w:val="left"/>
+            </w:pPr>
+            <w:r>
+              <w:rPr>
+                <w:rFonts w:ascii="Courier New" w:cs="Courier New" w:eastAsia="Courier New" w:hAnsi="Courier New"/>
+                <w:sz w:val="18"/>
+                <w:szCs w:val="18"/>
+              </w:rPr>
+              <w:t xml:space="preserve">v1.1</w:t>
+            </w:r>
+          </w:p>
+        </w:tc>
+        <w:tc>
+          <w:tcPr>
+            <w:tcW w:type="dxa" w:w="1400"/>
+            <w:tcBorders>
+              <w:top w:val="single" w:color="D6DCE4" w:sz="4"/>
+              <w:left w:val="single" w:color="D6DCE4" w:sz="4"/>
+              <w:bottom w:val="single" w:color="D6DCE4" w:sz="4"/>
+              <w:right w:val="single" w:color="D6DCE4" w:sz="4"/>
+            </w:tcBorders>
+            <w:tcMar>
+              <w:top w:type="dxa" w:w="80"/>
+              <w:left w:type="dxa" w:w="140"/>
+              <w:bottom w:type="dxa" w:w="80"/>
+              <w:right w:type="dxa" w:w="140"/>
+            </w:tcMar>
+          </w:tcPr>
+          <w:p>
+            <w:pPr>
+              <w:spacing w:before="0" w:after="120"/>
+              <w:jc w:val="left"/>
+            </w:pPr>
+            <w:r>
+              <w:t xml:space="preserve">2026-03-13</w:t>
+            </w:r>
+          </w:p>
+        </w:tc>
+        <w:tc>
+          <w:tcPr>
+            <w:tcW w:type="dxa" w:w="7160"/>
+            <w:tcBorders>
+              <w:top w:val="single" w:color="D6DCE4" w:sz="4"/>
+              <w:left w:val="single" w:color="D6DCE4" w:sz="4"/>
+              <w:bottom w:val="single" w:color="D6DCE4" w:sz="4"/>
+              <w:right w:val="single" w:color="D6DCE4" w:sz="4"/>
+            </w:tcBorders>
+            <w:tcMar>
+              <w:top w:type="dxa" w:w="80"/>
+              <w:left w:type="dxa" w:w="140"/>
+              <w:bottom w:type="dxa" w:w="80"/>
+              <w:right w:type="dxa" w:w="140"/>
+            </w:tcMar>
+          </w:tcPr>
+          <w:p>
+            <w:pPr>
+              <w:spacing w:before="0" w:after="120"/>
+              <w:jc w:val="left"/>
+            </w:pPr>
+            <w:r>
+              <w:t xml:space="preserve">Interactive credential prompts with encrypted save/load via DPAPI</w:t>
+            </w:r>
+          </w:p>
+        </w:tc>
+      </w:tr>
+      <w:tr>
+        <w:tc>
+          <w:tcPr>
+            <w:tcW w:type="dxa" w:w="800"/>
+            <w:tcBorders>
+              <w:top w:val="single" w:color="D6DCE4" w:sz="4"/>
+              <w:left w:val="single" w:color="D6DCE4" w:sz="4"/>
+              <w:bottom w:val="single" w:color="D6DCE4" w:sz="4"/>
+              <w:right w:val="single" w:color="D6DCE4" w:sz="4"/>
+            </w:tcBorders>
+            <w:shd w:fill="F2F5F9" w:val="clear"/>
+            <w:tcMar>
+              <w:top w:type="dxa" w:w="80"/>
+              <w:left w:type="dxa" w:w="140"/>
+              <w:bottom w:type="dxa" w:w="80"/>
+              <w:right w:type="dxa" w:w="140"/>
+            </w:tcMar>
+          </w:tcPr>
+          <w:p>
+            <w:pPr>
+              <w:spacing w:before="0" w:after="120"/>
+              <w:jc w:val="left"/>
+            </w:pPr>
+            <w:r>
+              <w:rPr>
+                <w:rFonts w:ascii="Courier New" w:cs="Courier New" w:eastAsia="Courier New" w:hAnsi="Courier New"/>
+                <w:sz w:val="18"/>
+                <w:szCs w:val="18"/>
+              </w:rPr>
+              <w:t xml:space="preserve">v1.2</w:t>
+            </w:r>
+          </w:p>
+        </w:tc>
+        <w:tc>
+          <w:tcPr>
+            <w:tcW w:type="dxa" w:w="1400"/>
+            <w:tcBorders>
+              <w:top w:val="single" w:color="D6DCE4" w:sz="4"/>
+              <w:left w:val="single" w:color="D6DCE4" w:sz="4"/>
+              <w:bottom w:val="single" w:color="D6DCE4" w:sz="4"/>
+              <w:right w:val="single" w:color="D6DCE4" w:sz="4"/>
+            </w:tcBorders>
+            <w:tcMar>
+              <w:top w:type="dxa" w:w="80"/>
+              <w:left w:type="dxa" w:w="140"/>
+              <w:bottom w:type="dxa" w:w="80"/>
+              <w:right w:type="dxa" w:w="140"/>
+            </w:tcMar>
+          </w:tcPr>
+          <w:p>
+            <w:pPr>
+              <w:spacing w:before="0" w:after="120"/>
+              <w:jc w:val="left"/>
+            </w:pPr>
+            <w:r>
+              <w:t xml:space="preserve">2026-03-13</w:t>
+            </w:r>
+          </w:p>
+        </w:tc>
+        <w:tc>
+          <w:tcPr>
+            <w:tcW w:type="dxa" w:w="7160"/>
+            <w:tcBorders>
+              <w:top w:val="single" w:color="D6DCE4" w:sz="4"/>
+              <w:left w:val="single" w:color="D6DCE4" w:sz="4"/>
+              <w:bottom w:val="single" w:color="D6DCE4" w:sz="4"/>
+              <w:right w:val="single" w:color="D6DCE4" w:sz="4"/>
+            </w:tcBorders>
+            <w:tcMar>
+              <w:top w:type="dxa" w:w="80"/>
+              <w:left w:type="dxa" w:w="140"/>
+              <w:bottom w:type="dxa" w:w="80"/>
+              <w:right w:type="dxa" w:w="140"/>
+            </w:tcMar>
+          </w:tcPr>
+          <w:p>
+            <w:pPr>
+              <w:spacing w:before="0" w:after="120"/>
+              <w:jc w:val="left"/>
+            </w:pPr>
+            <w:r>
+              <w:t xml:space="preserve">Fixed null VDSwitch/Notes properties, added -Standard flag to Get-VirtualPortGroup</w:t>
+            </w:r>
+          </w:p>
+        </w:tc>
+      </w:tr>
+      <w:tr>
+        <w:tc>
+          <w:tcPr>
+            <w:tcW w:type="dxa" w:w="800"/>
+            <w:tcBorders>
+              <w:top w:val="single" w:color="D6DCE4" w:sz="4"/>
+              <w:left w:val="single" w:color="D6DCE4" w:sz="4"/>
+              <w:bottom w:val="single" w:color="D6DCE4" w:sz="4"/>
+              <w:right w:val="single" w:color="D6DCE4" w:sz="4"/>
+            </w:tcBorders>
+            <w:shd w:fill="F2F5F9" w:val="clear"/>
+            <w:tcMar>
+              <w:top w:type="dxa" w:w="80"/>
+              <w:left w:type="dxa" w:w="140"/>
+              <w:bottom w:type="dxa" w:w="80"/>
+              <w:right w:type="dxa" w:w="140"/>
+            </w:tcMar>
+          </w:tcPr>
+          <w:p>
+            <w:pPr>
+              <w:spacing w:before="0" w:after="120"/>
+              <w:jc w:val="left"/>
+            </w:pPr>
+            <w:r>
+              <w:rPr>
+                <w:rFonts w:ascii="Courier New" w:cs="Courier New" w:eastAsia="Courier New" w:hAnsi="Courier New"/>
+                <w:sz w:val="18"/>
+                <w:szCs w:val="18"/>
+              </w:rPr>
+              <w:t xml:space="preserve">v1.3</w:t>
+            </w:r>
+          </w:p>
+        </w:tc>
+        <w:tc>
+          <w:tcPr>
+            <w:tcW w:type="dxa" w:w="1400"/>
+            <w:tcBorders>
+              <w:top w:val="single" w:color="D6DCE4" w:sz="4"/>
+              <w:left w:val="single" w:color="D6DCE4" w:sz="4"/>
+              <w:bottom w:val="single" w:color="D6DCE4" w:sz="4"/>
+              <w:right w:val="single" w:color="D6DCE4" w:sz="4"/>
+            </w:tcBorders>
+            <w:tcMar>
+              <w:top w:type="dxa" w:w="80"/>
+              <w:left w:type="dxa" w:w="140"/>
+              <w:bottom w:type="dxa" w:w="80"/>
+              <w:right w:type="dxa" w:w="140"/>
+            </w:tcMar>
+          </w:tcPr>
+          <w:p>
+            <w:pPr>
+              <w:spacing w:before="0" w:after="120"/>
+              <w:jc w:val="left"/>
+            </w:pPr>
+            <w:r>
+              <w:t xml:space="preserve">2026-03-13</w:t>
+            </w:r>
+          </w:p>
+        </w:tc>
+        <w:tc>
+          <w:tcPr>
+            <w:tcW w:type="dxa" w:w="7160"/>
+            <w:tcBorders>
+              <w:top w:val="single" w:color="D6DCE4" w:sz="4"/>
+              <w:left w:val="single" w:color="D6DCE4" w:sz="4"/>
+              <w:bottom w:val="single" w:color="D6DCE4" w:sz="4"/>
+              <w:right w:val="single" w:color="D6DCE4" w:sz="4"/>
+            </w:tcBorders>
+            <w:tcMar>
+              <w:top w:type="dxa" w:w="80"/>
+              <w:left w:type="dxa" w:w="140"/>
+              <w:bottom w:type="dxa" w:w="80"/>
+              <w:right w:type="dxa" w:w="140"/>
+            </w:tcMar>
+          </w:tcPr>
+          <w:p>
+            <w:pPr>
+              <w:spacing w:before="0" w:after="120"/>
+              <w:jc w:val="left"/>
+            </w:pPr>
+            <w:r>
+              <w:t xml:space="preserve">Added source selection prompt (vCenter/NSX/Both) and -Source parameter for unattended use</w:t>
+            </w:r>
+          </w:p>
+        </w:tc>
+      </w:tr>
+    </w:tbl>
+    <w:p>
+      <w:pPr>
+        <w:spacing w:before="160" w:after="0"/>
+      </w:pPr>
+      <w:r>
+        <w:t xml:space="preserve"/>
+      </w:r>
+    </w:p>
+    <w:p>
+      <w:pPr>
+        <w:pStyle w:val="Heading2"/>
+        <w:pBdr>
+          <w:bottom w:val="single" w:color="2E75B6" w:sz="4"/>
+        </w:pBdr>
+        <w:spacing w:before="280" w:after="120"/>
+      </w:pPr>
+      <w:r>
+        <w:rPr>
+          <w:rFonts w:ascii="Calibri" w:cs="Calibri" w:eastAsia="Calibri" w:hAnsi="Calibri"/>
+          <w:b/>
+          <w:bCs/>
+          <w:color w:val="1F4E79"/>
+          <w:sz w:val="28"/>
+          <w:szCs w:val="28"/>
+        </w:rPr>
         <w:t xml:space="preserve">Output</w:t>
       </w:r>
     </w:p>
@@ -9972,6 +10463,583 @@
       </w:pPr>
       <w:r>
         <w:t xml:space="preserve">Each row shows a colour-coded source badge: blue for vSphere VDS, grey for VSS, purple for NSX, green for manually added rows.</w:t>
+      </w:r>
+    </w:p>
+    <w:p>
+      <w:pPr>
+        <w:pStyle w:val="Heading2"/>
+        <w:pBdr>
+          <w:bottom w:val="single" w:color="2E75B6" w:sz="4"/>
+        </w:pBdr>
+        <w:spacing w:before="280" w:after="120"/>
+      </w:pPr>
+      <w:r>
+        <w:rPr>
+          <w:rFonts w:ascii="Calibri" w:cs="Calibri" w:eastAsia="Calibri" w:hAnsi="Calibri"/>
+          <w:b/>
+          <w:bCs/>
+          <w:color w:val="1F4E79"/>
+          <w:sz w:val="28"/>
+          <w:szCs w:val="28"/>
+        </w:rPr>
+        <w:t xml:space="preserve">Changelog</w:t>
+      </w:r>
+    </w:p>
+    <w:tbl>
+      <w:tblPr>
+        <w:tblW w:type="dxa" w:w="9360"/>
+        <w:tblBorders>
+          <w:top w:val="single" w:color="auto" w:sz="4"/>
+          <w:left w:val="single" w:color="auto" w:sz="4"/>
+          <w:bottom w:val="single" w:color="auto" w:sz="4"/>
+          <w:right w:val="single" w:color="auto" w:sz="4"/>
+          <w:insideH w:val="single" w:color="auto" w:sz="4"/>
+          <w:insideV w:val="single" w:color="auto" w:sz="4"/>
+        </w:tblBorders>
+      </w:tblPr>
+      <w:tblGrid>
+        <w:gridCol w:w="800"/>
+        <w:gridCol w:w="1400"/>
+        <w:gridCol w:w="7160"/>
+      </w:tblGrid>
+      <w:tr>
+        <w:trPr>
+          <w:tblHeader/>
+        </w:trPr>
+        <w:tc>
+          <w:tcPr>
+            <w:tcW w:type="dxa" w:w="800"/>
+            <w:tcBorders>
+              <w:top w:val="single" w:color="D6DCE4" w:sz="4"/>
+              <w:left w:val="single" w:color="D6DCE4" w:sz="4"/>
+              <w:bottom w:val="single" w:color="D6DCE4" w:sz="4"/>
+              <w:right w:val="single" w:color="D6DCE4" w:sz="4"/>
+            </w:tcBorders>
+            <w:shd w:fill="1F4E79" w:val="clear"/>
+            <w:tcMar>
+              <w:top w:type="dxa" w:w="80"/>
+              <w:left w:type="dxa" w:w="140"/>
+              <w:bottom w:type="dxa" w:w="80"/>
+              <w:right w:type="dxa" w:w="140"/>
+            </w:tcMar>
+          </w:tcPr>
+          <w:p>
+            <w:pPr>
+              <w:spacing w:before="0" w:after="120"/>
+              <w:jc w:val="left"/>
+            </w:pPr>
+            <w:r>
+              <w:rPr>
+                <w:b/>
+                <w:bCs/>
+                <w:color w:val="FFFFFF"/>
+              </w:rPr>
+              <w:t xml:space="preserve">Ver</w:t>
+            </w:r>
+          </w:p>
+        </w:tc>
+        <w:tc>
+          <w:tcPr>
+            <w:tcW w:type="dxa" w:w="1400"/>
+            <w:tcBorders>
+              <w:top w:val="single" w:color="D6DCE4" w:sz="4"/>
+              <w:left w:val="single" w:color="D6DCE4" w:sz="4"/>
+              <w:bottom w:val="single" w:color="D6DCE4" w:sz="4"/>
+              <w:right w:val="single" w:color="D6DCE4" w:sz="4"/>
+            </w:tcBorders>
+            <w:shd w:fill="1F4E79" w:val="clear"/>
+            <w:tcMar>
+              <w:top w:type="dxa" w:w="80"/>
+              <w:left w:type="dxa" w:w="140"/>
+              <w:bottom w:type="dxa" w:w="80"/>
+              <w:right w:type="dxa" w:w="140"/>
+            </w:tcMar>
+          </w:tcPr>
+          <w:p>
+            <w:pPr>
+              <w:spacing w:before="0" w:after="120"/>
+              <w:jc w:val="left"/>
+            </w:pPr>
+            <w:r>
+              <w:rPr>
+                <w:b/>
+                <w:bCs/>
+                <w:color w:val="FFFFFF"/>
+              </w:rPr>
+              <w:t xml:space="preserve">Date</w:t>
+            </w:r>
+          </w:p>
+        </w:tc>
+        <w:tc>
+          <w:tcPr>
+            <w:tcW w:type="dxa" w:w="7160"/>
+            <w:tcBorders>
+              <w:top w:val="single" w:color="D6DCE4" w:sz="4"/>
+              <w:left w:val="single" w:color="D6DCE4" w:sz="4"/>
+              <w:bottom w:val="single" w:color="D6DCE4" w:sz="4"/>
+              <w:right w:val="single" w:color="D6DCE4" w:sz="4"/>
+            </w:tcBorders>
+            <w:shd w:fill="1F4E79" w:val="clear"/>
+            <w:tcMar>
+              <w:top w:type="dxa" w:w="80"/>
+              <w:left w:type="dxa" w:w="140"/>
+              <w:bottom w:type="dxa" w:w="80"/>
+              <w:right w:type="dxa" w:w="140"/>
+            </w:tcMar>
+          </w:tcPr>
+          <w:p>
+            <w:pPr>
+              <w:spacing w:before="0" w:after="120"/>
+              <w:jc w:val="left"/>
+            </w:pPr>
+            <w:r>
+              <w:rPr>
+                <w:b/>
+                <w:bCs/>
+                <w:color w:val="FFFFFF"/>
+              </w:rPr>
+              <w:t xml:space="preserve">Changes</w:t>
+            </w:r>
+          </w:p>
+        </w:tc>
+      </w:tr>
+      <w:tr>
+        <w:tc>
+          <w:tcPr>
+            <w:tcW w:type="dxa" w:w="800"/>
+            <w:tcBorders>
+              <w:top w:val="single" w:color="D6DCE4" w:sz="4"/>
+              <w:left w:val="single" w:color="D6DCE4" w:sz="4"/>
+              <w:bottom w:val="single" w:color="D6DCE4" w:sz="4"/>
+              <w:right w:val="single" w:color="D6DCE4" w:sz="4"/>
+            </w:tcBorders>
+            <w:shd w:fill="F2F5F9" w:val="clear"/>
+            <w:tcMar>
+              <w:top w:type="dxa" w:w="80"/>
+              <w:left w:type="dxa" w:w="140"/>
+              <w:bottom w:type="dxa" w:w="80"/>
+              <w:right w:type="dxa" w:w="140"/>
+            </w:tcMar>
+          </w:tcPr>
+          <w:p>
+            <w:pPr>
+              <w:spacing w:before="0" w:after="120"/>
+              <w:jc w:val="left"/>
+            </w:pPr>
+            <w:r>
+              <w:rPr>
+                <w:rFonts w:ascii="Courier New" w:cs="Courier New" w:eastAsia="Courier New" w:hAnsi="Courier New"/>
+                <w:sz w:val="18"/>
+                <w:szCs w:val="18"/>
+              </w:rPr>
+              <w:t xml:space="preserve">v1.0</w:t>
+            </w:r>
+          </w:p>
+        </w:tc>
+        <w:tc>
+          <w:tcPr>
+            <w:tcW w:type="dxa" w:w="1400"/>
+            <w:tcBorders>
+              <w:top w:val="single" w:color="D6DCE4" w:sz="4"/>
+              <w:left w:val="single" w:color="D6DCE4" w:sz="4"/>
+              <w:bottom w:val="single" w:color="D6DCE4" w:sz="4"/>
+              <w:right w:val="single" w:color="D6DCE4" w:sz="4"/>
+            </w:tcBorders>
+            <w:tcMar>
+              <w:top w:type="dxa" w:w="80"/>
+              <w:left w:type="dxa" w:w="140"/>
+              <w:bottom w:type="dxa" w:w="80"/>
+              <w:right w:type="dxa" w:w="140"/>
+            </w:tcMar>
+          </w:tcPr>
+          <w:p>
+            <w:pPr>
+              <w:spacing w:before="0" w:after="120"/>
+              <w:jc w:val="left"/>
+            </w:pPr>
+            <w:r>
+              <w:t xml:space="preserve">2026-03-13</w:t>
+            </w:r>
+          </w:p>
+        </w:tc>
+        <w:tc>
+          <w:tcPr>
+            <w:tcW w:type="dxa" w:w="7160"/>
+            <w:tcBorders>
+              <w:top w:val="single" w:color="D6DCE4" w:sz="4"/>
+              <w:left w:val="single" w:color="D6DCE4" w:sz="4"/>
+              <w:bottom w:val="single" w:color="D6DCE4" w:sz="4"/>
+              <w:right w:val="single" w:color="D6DCE4" w:sz="4"/>
+            </w:tcBorders>
+            <w:tcMar>
+              <w:top w:type="dxa" w:w="80"/>
+              <w:left w:type="dxa" w:w="140"/>
+              <w:bottom w:type="dxa" w:w="80"/>
+              <w:right w:type="dxa" w:w="140"/>
+            </w:tcMar>
+          </w:tcPr>
+          <w:p>
+            <w:pPr>
+              <w:spacing w:before="0" w:after="120"/>
+              <w:jc w:val="left"/>
+            </w:pPr>
+            <w:r>
+              <w:t xml:space="preserve">Initial release — manual entry with live validation and config generation</w:t>
+            </w:r>
+          </w:p>
+        </w:tc>
+      </w:tr>
+      <w:tr>
+        <w:tc>
+          <w:tcPr>
+            <w:tcW w:type="dxa" w:w="800"/>
+            <w:tcBorders>
+              <w:top w:val="single" w:color="D6DCE4" w:sz="4"/>
+              <w:left w:val="single" w:color="D6DCE4" w:sz="4"/>
+              <w:bottom w:val="single" w:color="D6DCE4" w:sz="4"/>
+              <w:right w:val="single" w:color="D6DCE4" w:sz="4"/>
+            </w:tcBorders>
+            <w:shd w:fill="F2F5F9" w:val="clear"/>
+            <w:tcMar>
+              <w:top w:type="dxa" w:w="80"/>
+              <w:left w:type="dxa" w:w="140"/>
+              <w:bottom w:type="dxa" w:w="80"/>
+              <w:right w:type="dxa" w:w="140"/>
+            </w:tcMar>
+          </w:tcPr>
+          <w:p>
+            <w:pPr>
+              <w:spacing w:before="0" w:after="120"/>
+              <w:jc w:val="left"/>
+            </w:pPr>
+            <w:r>
+              <w:rPr>
+                <w:rFonts w:ascii="Courier New" w:cs="Courier New" w:eastAsia="Courier New" w:hAnsi="Courier New"/>
+                <w:sz w:val="18"/>
+                <w:szCs w:val="18"/>
+              </w:rPr>
+              <w:t xml:space="preserve">v1.1</w:t>
+            </w:r>
+          </w:p>
+        </w:tc>
+        <w:tc>
+          <w:tcPr>
+            <w:tcW w:type="dxa" w:w="1400"/>
+            <w:tcBorders>
+              <w:top w:val="single" w:color="D6DCE4" w:sz="4"/>
+              <w:left w:val="single" w:color="D6DCE4" w:sz="4"/>
+              <w:bottom w:val="single" w:color="D6DCE4" w:sz="4"/>
+              <w:right w:val="single" w:color="D6DCE4" w:sz="4"/>
+            </w:tcBorders>
+            <w:tcMar>
+              <w:top w:type="dxa" w:w="80"/>
+              <w:left w:type="dxa" w:w="140"/>
+              <w:bottom w:type="dxa" w:w="80"/>
+              <w:right w:type="dxa" w:w="140"/>
+            </w:tcMar>
+          </w:tcPr>
+          <w:p>
+            <w:pPr>
+              <w:spacing w:before="0" w:after="120"/>
+              <w:jc w:val="left"/>
+            </w:pPr>
+            <w:r>
+              <w:t xml:space="preserve">2026-03-13</w:t>
+            </w:r>
+          </w:p>
+        </w:tc>
+        <w:tc>
+          <w:tcPr>
+            <w:tcW w:type="dxa" w:w="7160"/>
+            <w:tcBorders>
+              <w:top w:val="single" w:color="D6DCE4" w:sz="4"/>
+              <w:left w:val="single" w:color="D6DCE4" w:sz="4"/>
+              <w:bottom w:val="single" w:color="D6DCE4" w:sz="4"/>
+              <w:right w:val="single" w:color="D6DCE4" w:sz="4"/>
+            </w:tcBorders>
+            <w:tcMar>
+              <w:top w:type="dxa" w:w="80"/>
+              <w:left w:type="dxa" w:w="140"/>
+              <w:bottom w:type="dxa" w:w="80"/>
+              <w:right w:type="dxa" w:w="140"/>
+            </w:tcMar>
+          </w:tcPr>
+          <w:p>
+            <w:pPr>
+              <w:spacing w:before="0" w:after="120"/>
+              <w:jc w:val="left"/>
+            </w:pPr>
+            <w:r>
+              <w:t xml:space="preserve">Dark mode and larger layout</w:t>
+            </w:r>
+          </w:p>
+        </w:tc>
+      </w:tr>
+      <w:tr>
+        <w:tc>
+          <w:tcPr>
+            <w:tcW w:type="dxa" w:w="800"/>
+            <w:tcBorders>
+              <w:top w:val="single" w:color="D6DCE4" w:sz="4"/>
+              <w:left w:val="single" w:color="D6DCE4" w:sz="4"/>
+              <w:bottom w:val="single" w:color="D6DCE4" w:sz="4"/>
+              <w:right w:val="single" w:color="D6DCE4" w:sz="4"/>
+            </w:tcBorders>
+            <w:shd w:fill="F2F5F9" w:val="clear"/>
+            <w:tcMar>
+              <w:top w:type="dxa" w:w="80"/>
+              <w:left w:type="dxa" w:w="140"/>
+              <w:bottom w:type="dxa" w:w="80"/>
+              <w:right w:type="dxa" w:w="140"/>
+            </w:tcMar>
+          </w:tcPr>
+          <w:p>
+            <w:pPr>
+              <w:spacing w:before="0" w:after="120"/>
+              <w:jc w:val="left"/>
+            </w:pPr>
+            <w:r>
+              <w:rPr>
+                <w:rFonts w:ascii="Courier New" w:cs="Courier New" w:eastAsia="Courier New" w:hAnsi="Courier New"/>
+                <w:sz w:val="18"/>
+                <w:szCs w:val="18"/>
+              </w:rPr>
+              <w:t xml:space="preserve">v1.2</w:t>
+            </w:r>
+          </w:p>
+        </w:tc>
+        <w:tc>
+          <w:tcPr>
+            <w:tcW w:type="dxa" w:w="1400"/>
+            <w:tcBorders>
+              <w:top w:val="single" w:color="D6DCE4" w:sz="4"/>
+              <w:left w:val="single" w:color="D6DCE4" w:sz="4"/>
+              <w:bottom w:val="single" w:color="D6DCE4" w:sz="4"/>
+              <w:right w:val="single" w:color="D6DCE4" w:sz="4"/>
+            </w:tcBorders>
+            <w:tcMar>
+              <w:top w:type="dxa" w:w="80"/>
+              <w:left w:type="dxa" w:w="140"/>
+              <w:bottom w:type="dxa" w:w="80"/>
+              <w:right w:type="dxa" w:w="140"/>
+            </w:tcMar>
+          </w:tcPr>
+          <w:p>
+            <w:pPr>
+              <w:spacing w:before="0" w:after="120"/>
+              <w:jc w:val="left"/>
+            </w:pPr>
+            <w:r>
+              <w:t xml:space="preserve">2026-03-13</w:t>
+            </w:r>
+          </w:p>
+        </w:tc>
+        <w:tc>
+          <w:tcPr>
+            <w:tcW w:type="dxa" w:w="7160"/>
+            <w:tcBorders>
+              <w:top w:val="single" w:color="D6DCE4" w:sz="4"/>
+              <w:left w:val="single" w:color="D6DCE4" w:sz="4"/>
+              <w:bottom w:val="single" w:color="D6DCE4" w:sz="4"/>
+              <w:right w:val="single" w:color="D6DCE4" w:sz="4"/>
+            </w:tcBorders>
+            <w:tcMar>
+              <w:top w:type="dxa" w:w="80"/>
+              <w:left w:type="dxa" w:w="140"/>
+              <w:bottom w:type="dxa" w:w="80"/>
+              <w:right w:type="dxa" w:w="140"/>
+            </w:tcMar>
+          </w:tcPr>
+          <w:p>
+            <w:pPr>
+              <w:spacing w:before="0" w:after="120"/>
+              <w:jc w:val="left"/>
+            </w:pPr>
+            <w:r>
+              <w:t xml:space="preserve">vCenter/NSX JSON import with source badges and selection modal</w:t>
+            </w:r>
+          </w:p>
+        </w:tc>
+      </w:tr>
+      <w:tr>
+        <w:tc>
+          <w:tcPr>
+            <w:tcW w:type="dxa" w:w="800"/>
+            <w:tcBorders>
+              <w:top w:val="single" w:color="D6DCE4" w:sz="4"/>
+              <w:left w:val="single" w:color="D6DCE4" w:sz="4"/>
+              <w:bottom w:val="single" w:color="D6DCE4" w:sz="4"/>
+              <w:right w:val="single" w:color="D6DCE4" w:sz="4"/>
+            </w:tcBorders>
+            <w:shd w:fill="F2F5F9" w:val="clear"/>
+            <w:tcMar>
+              <w:top w:type="dxa" w:w="80"/>
+              <w:left w:type="dxa" w:w="140"/>
+              <w:bottom w:type="dxa" w:w="80"/>
+              <w:right w:type="dxa" w:w="140"/>
+            </w:tcMar>
+          </w:tcPr>
+          <w:p>
+            <w:pPr>
+              <w:spacing w:before="0" w:after="120"/>
+              <w:jc w:val="left"/>
+            </w:pPr>
+            <w:r>
+              <w:rPr>
+                <w:rFonts w:ascii="Courier New" w:cs="Courier New" w:eastAsia="Courier New" w:hAnsi="Courier New"/>
+                <w:sz w:val="18"/>
+                <w:szCs w:val="18"/>
+              </w:rPr>
+              <w:t xml:space="preserve">v1.3</w:t>
+            </w:r>
+          </w:p>
+        </w:tc>
+        <w:tc>
+          <w:tcPr>
+            <w:tcW w:type="dxa" w:w="1400"/>
+            <w:tcBorders>
+              <w:top w:val="single" w:color="D6DCE4" w:sz="4"/>
+              <w:left w:val="single" w:color="D6DCE4" w:sz="4"/>
+              <w:bottom w:val="single" w:color="D6DCE4" w:sz="4"/>
+              <w:right w:val="single" w:color="D6DCE4" w:sz="4"/>
+            </w:tcBorders>
+            <w:tcMar>
+              <w:top w:type="dxa" w:w="80"/>
+              <w:left w:type="dxa" w:w="140"/>
+              <w:bottom w:type="dxa" w:w="80"/>
+              <w:right w:type="dxa" w:w="140"/>
+            </w:tcMar>
+          </w:tcPr>
+          <w:p>
+            <w:pPr>
+              <w:spacing w:before="0" w:after="120"/>
+              <w:jc w:val="left"/>
+            </w:pPr>
+            <w:r>
+              <w:t xml:space="preserve">2026-03-13</w:t>
+            </w:r>
+          </w:p>
+        </w:tc>
+        <w:tc>
+          <w:tcPr>
+            <w:tcW w:type="dxa" w:w="7160"/>
+            <w:tcBorders>
+              <w:top w:val="single" w:color="D6DCE4" w:sz="4"/>
+              <w:left w:val="single" w:color="D6DCE4" w:sz="4"/>
+              <w:bottom w:val="single" w:color="D6DCE4" w:sz="4"/>
+              <w:right w:val="single" w:color="D6DCE4" w:sz="4"/>
+            </w:tcBorders>
+            <w:tcMar>
+              <w:top w:type="dxa" w:w="80"/>
+              <w:left w:type="dxa" w:w="140"/>
+              <w:bottom w:type="dxa" w:w="80"/>
+              <w:right w:type="dxa" w:w="140"/>
+            </w:tcMar>
+          </w:tcPr>
+          <w:p>
+            <w:pPr>
+              <w:spacing w:before="0" w:after="120"/>
+              <w:jc w:val="left"/>
+            </w:pPr>
+            <w:r>
+              <w:t xml:space="preserve">Fixed gateway prefix stripping, IP derived from subnet, description falls back to port group name, source column spacing</w:t>
+            </w:r>
+          </w:p>
+        </w:tc>
+      </w:tr>
+      <w:tr>
+        <w:tc>
+          <w:tcPr>
+            <w:tcW w:type="dxa" w:w="800"/>
+            <w:tcBorders>
+              <w:top w:val="single" w:color="D6DCE4" w:sz="4"/>
+              <w:left w:val="single" w:color="D6DCE4" w:sz="4"/>
+              <w:bottom w:val="single" w:color="D6DCE4" w:sz="4"/>
+              <w:right w:val="single" w:color="D6DCE4" w:sz="4"/>
+            </w:tcBorders>
+            <w:shd w:fill="F2F5F9" w:val="clear"/>
+            <w:tcMar>
+              <w:top w:type="dxa" w:w="80"/>
+              <w:left w:type="dxa" w:w="140"/>
+              <w:bottom w:type="dxa" w:w="80"/>
+              <w:right w:type="dxa" w:w="140"/>
+            </w:tcMar>
+          </w:tcPr>
+          <w:p>
+            <w:pPr>
+              <w:spacing w:before="0" w:after="120"/>
+              <w:jc w:val="left"/>
+            </w:pPr>
+            <w:r>
+              <w:rPr>
+                <w:rFonts w:ascii="Courier New" w:cs="Courier New" w:eastAsia="Courier New" w:hAnsi="Courier New"/>
+                <w:sz w:val="18"/>
+                <w:szCs w:val="18"/>
+              </w:rPr>
+              <w:t xml:space="preserve">v1.4</w:t>
+            </w:r>
+          </w:p>
+        </w:tc>
+        <w:tc>
+          <w:tcPr>
+            <w:tcW w:type="dxa" w:w="1400"/>
+            <w:tcBorders>
+              <w:top w:val="single" w:color="D6DCE4" w:sz="4"/>
+              <w:left w:val="single" w:color="D6DCE4" w:sz="4"/>
+              <w:bottom w:val="single" w:color="D6DCE4" w:sz="4"/>
+              <w:right w:val="single" w:color="D6DCE4" w:sz="4"/>
+            </w:tcBorders>
+            <w:tcMar>
+              <w:top w:type="dxa" w:w="80"/>
+              <w:left w:type="dxa" w:w="140"/>
+              <w:bottom w:type="dxa" w:w="80"/>
+              <w:right w:type="dxa" w:w="140"/>
+            </w:tcMar>
+          </w:tcPr>
+          <w:p>
+            <w:pPr>
+              <w:spacing w:before="0" w:after="120"/>
+              <w:jc w:val="left"/>
+            </w:pPr>
+            <w:r>
+              <w:t xml:space="preserve">2026-03-13</w:t>
+            </w:r>
+          </w:p>
+        </w:tc>
+        <w:tc>
+          <w:tcPr>
+            <w:tcW w:type="dxa" w:w="7160"/>
+            <w:tcBorders>
+              <w:top w:val="single" w:color="D6DCE4" w:sz="4"/>
+              <w:left w:val="single" w:color="D6DCE4" w:sz="4"/>
+              <w:bottom w:val="single" w:color="D6DCE4" w:sz="4"/>
+              <w:right w:val="single" w:color="D6DCE4" w:sz="4"/>
+            </w:tcBorders>
+            <w:tcMar>
+              <w:top w:type="dxa" w:w="80"/>
+              <w:left w:type="dxa" w:w="140"/>
+              <w:bottom w:type="dxa" w:w="80"/>
+              <w:right w:type="dxa" w:w="140"/>
+            </w:tcMar>
+          </w:tcPr>
+          <w:p>
+            <w:pPr>
+              <w:spacing w:before="0" w:after="120"/>
+              <w:jc w:val="left"/>
+            </w:pPr>
+            <w:r>
+              <w:t xml:space="preserve">Source column widened and badge padding increased</w:t>
+            </w:r>
+          </w:p>
+        </w:tc>
+      </w:tr>
+    </w:tbl>
+    <w:p>
+      <w:pPr>
+        <w:spacing w:before="160" w:after="0"/>
+      </w:pPr>
+      <w:r>
+        <w:t xml:space="preserve"/>
       </w:r>
     </w:p>
     <w:p>
